--- a/contribution directe (route).docx
+++ b/contribution directe (route).docx
@@ -1,6 +1,6 @@
 
 <file path=word/document.xml><?xml version="1.0" encoding="utf-8"?>
-<w:document xmlns:wpc="http://schemas.microsoft.com/office/word/2010/wordprocessingCanvas" xmlns:cx="http://schemas.microsoft.com/office/drawing/2014/chartex" xmlns:cx1="http://schemas.microsoft.com/office/drawing/2015/9/8/chartex" xmlns:cx2="http://schemas.microsoft.com/office/drawing/2015/10/21/chartex" xmlns:cx3="http://schemas.microsoft.com/office/drawing/2016/5/9/chartex" xmlns:cx4="http://schemas.microsoft.com/office/drawing/2016/5/10/chartex" xmlns:cx5="http://schemas.microsoft.com/office/drawing/2016/5/11/chartex" xmlns:cx6="http://schemas.microsoft.com/office/drawing/2016/5/12/chartex" xmlns:cx7="http://schemas.microsoft.com/office/drawing/2016/5/13/chartex" xmlns:cx8="http://schemas.microsoft.com/office/drawing/2016/5/14/chartex" xmlns:mc="http://schemas.openxmlformats.org/markup-compatibility/2006" xmlns:aink="http://schemas.microsoft.com/office/drawing/2016/ink" xmlns:am3d="http://schemas.microsoft.com/office/drawing/2017/model3d" xmlns:o="urn:schemas-microsoft-com:office:office" xmlns:r="http://schemas.openxmlformats.org/officeDocument/2006/relationships" xmlns:m="http://schemas.openxmlformats.org/officeDocument/2006/math" xmlns:v="urn:schemas-microsoft-com:vml" xmlns:wp14="http://schemas.microsoft.com/office/word/2010/wordprocessingDrawing" xmlns:wp="http://schemas.openxmlformats.org/drawingml/2006/wordprocessingDrawing" xmlns:w10="urn:schemas-microsoft-com:office:word" xmlns:w="http://schemas.openxmlformats.org/wordprocessingml/2006/main" xmlns:w14="http://schemas.microsoft.com/office/word/2010/wordml" xmlns:w15="http://schemas.microsoft.com/office/word/2012/wordml" xmlns:w16cex="http://schemas.microsoft.com/office/word/2018/wordml/cex" xmlns:w16cid="http://schemas.microsoft.com/office/word/2016/wordml/cid" xmlns:w16="http://schemas.microsoft.com/office/word/2018/wordml" xmlns:w16sdtdh="http://schemas.microsoft.com/office/word/2020/wordml/sdtdatahash" xmlns:w16se="http://schemas.microsoft.com/office/word/2015/wordml/symex" xmlns:wpg="http://schemas.microsoft.com/office/word/2010/wordprocessingGroup" xmlns:wpi="http://schemas.microsoft.com/office/word/2010/wordprocessingInk" xmlns:wne="http://schemas.microsoft.com/office/word/2006/wordml" xmlns:wps="http://schemas.microsoft.com/office/word/2010/wordprocessingShape" mc:Ignorable="w14 w15 w16se w16cid w16 w16cex w16sdtdh wp14">
+<w:document xmlns:wpc="http://schemas.microsoft.com/office/word/2010/wordprocessingCanvas" xmlns:cx="http://schemas.microsoft.com/office/drawing/2014/chartex" xmlns:cx1="http://schemas.microsoft.com/office/drawing/2015/9/8/chartex" xmlns:cx2="http://schemas.microsoft.com/office/drawing/2015/10/21/chartex" xmlns:cx3="http://schemas.microsoft.com/office/drawing/2016/5/9/chartex" xmlns:cx4="http://schemas.microsoft.com/office/drawing/2016/5/10/chartex" xmlns:cx5="http://schemas.microsoft.com/office/drawing/2016/5/11/chartex" xmlns:cx6="http://schemas.microsoft.com/office/drawing/2016/5/12/chartex" xmlns:cx7="http://schemas.microsoft.com/office/drawing/2016/5/13/chartex" xmlns:cx8="http://schemas.microsoft.com/office/drawing/2016/5/14/chartex" xmlns:mc="http://schemas.openxmlformats.org/markup-compatibility/2006" xmlns:aink="http://schemas.microsoft.com/office/drawing/2016/ink" xmlns:am3d="http://schemas.microsoft.com/office/drawing/2017/model3d" xmlns:o="urn:schemas-microsoft-com:office:office" xmlns:oel="http://schemas.microsoft.com/office/2019/extlst" xmlns:r="http://schemas.openxmlformats.org/officeDocument/2006/relationships" xmlns:m="http://schemas.openxmlformats.org/officeDocument/2006/math" xmlns:v="urn:schemas-microsoft-com:vml" xmlns:wp14="http://schemas.microsoft.com/office/word/2010/wordprocessingDrawing" xmlns:wp="http://schemas.openxmlformats.org/drawingml/2006/wordprocessingDrawing" xmlns:w10="urn:schemas-microsoft-com:office:word" xmlns:w="http://schemas.openxmlformats.org/wordprocessingml/2006/main" xmlns:w14="http://schemas.microsoft.com/office/word/2010/wordml" xmlns:w15="http://schemas.microsoft.com/office/word/2012/wordml" xmlns:w16cex="http://schemas.microsoft.com/office/word/2018/wordml/cex" xmlns:w16cid="http://schemas.microsoft.com/office/word/2016/wordml/cid" xmlns:w16="http://schemas.microsoft.com/office/word/2018/wordml" xmlns:w16du="http://schemas.microsoft.com/office/word/2023/wordml/word16du" xmlns:w16sdtdh="http://schemas.microsoft.com/office/word/2020/wordml/sdtdatahash" xmlns:w16sdtfl="http://schemas.microsoft.com/office/word/2024/wordml/sdtformatlock" xmlns:w16se="http://schemas.microsoft.com/office/word/2015/wordml/symex" xmlns:wpg="http://schemas.microsoft.com/office/word/2010/wordprocessingGroup" xmlns:wpi="http://schemas.microsoft.com/office/word/2010/wordprocessingInk" xmlns:wne="http://schemas.microsoft.com/office/word/2006/wordml" xmlns:wps="http://schemas.microsoft.com/office/word/2010/wordprocessingShape" mc:Ignorable="w14 w15 w16se w16cid w16 w16cex w16sdtdh w16sdtfl w16du wp14">
   <w:body>
     <w:tbl>
       <w:tblPr>
@@ -179,7 +179,17 @@
                 <w:sz w:val="44"/>
                 <w:szCs w:val="44"/>
               </w:rPr>
-              <w:t>4.0</w:t>
+              <w:t>5</w:t>
+            </w:r>
+            <w:r>
+              <w:rPr>
+                <w:rFonts w:ascii="Times New Roman" w:hAnsi="Times New Roman" w:cs="Times New Roman"/>
+                <w:b/>
+                <w:noProof/>
+                <w:sz w:val="44"/>
+                <w:szCs w:val="44"/>
+              </w:rPr>
+              <w:t>.0</w:t>
             </w:r>
           </w:p>
         </w:tc>
@@ -420,7 +430,6 @@
                 <w:dataBinding w:prefixMappings="xmlns:ns0='http://schemas.microsoft.com/office/2006/metadata/properties' xmlns:ns1='http://www.w3.org/2001/XMLSchema-instance' xmlns:ns2='http://schemas.microsoft.com/office/infopath/2007/PartnerControls' xmlns:ns3='a1322699-2fbb-4cce-8aba-176c4fa97253' xmlns:ns4='http://schemas.microsoft.com/sharepoint/v3' xmlns:ns5='http://schemas.microsoft.com/sharepoint/v3/fields' xmlns:ns6='f0ff482e-aa3b-417e-9d65-5f4cb2656651' " w:xpath="/ns0:properties[1]/documentManagement[1]/ns3:Version_IGN[1]" w:storeItemID="{1159403A-C237-488E-8C5E-DABF9FCE7043}"/>
                 <w:text/>
               </w:sdtPr>
-              <w:sdtEndPr/>
               <w:sdtContent>
                 <w:r>
                   <w:rPr>
@@ -436,7 +445,15 @@
                     <w:b/>
                     <w:szCs w:val="18"/>
                   </w:rPr>
-                  <w:t>4.0</w:t>
+                  <w:t>5</w:t>
+                </w:r>
+                <w:r>
+                  <w:rPr>
+                    <w:rFonts w:cs="Arial"/>
+                    <w:b/>
+                    <w:szCs w:val="18"/>
+                  </w:rPr>
+                  <w:t>.0</w:t>
                 </w:r>
               </w:sdtContent>
             </w:sdt>
@@ -455,14 +472,13 @@
               <w:docPart w:val="C16F81A3EFFC41CF93FB4F105A9B07C8"/>
             </w:placeholder>
             <w:dataBinding w:prefixMappings="xmlns:ns0='http://schemas.microsoft.com/office/2006/metadata/properties' xmlns:ns1='http://www.w3.org/2001/XMLSchema-instance' xmlns:ns2='http://schemas.microsoft.com/office/infopath/2007/PartnerControls' xmlns:ns3='a1322699-2fbb-4cce-8aba-176c4fa97253' xmlns:ns4='http://schemas.microsoft.com/sharepoint/v3' xmlns:ns5='http://schemas.microsoft.com/sharepoint/v3/fields' xmlns:ns6='f0ff482e-aa3b-417e-9d65-5f4cb2656651' " w:xpath="/ns0:properties[1]/documentManagement[1]/ns5:_DCDateCreated[1]" w:storeItemID="{1159403A-C237-488E-8C5E-DABF9FCE7043}"/>
-            <w:date w:fullDate="2026-01-09T00:00:00Z">
+            <w:date w:fullDate="2026-03-16T00:00:00Z">
               <w:dateFormat w:val="dd/MM/yyyy"/>
               <w:lid w:val="fr-FR"/>
               <w:storeMappedDataAs w:val="dateTime"/>
               <w:calendar w:val="gregorian"/>
             </w:date>
           </w:sdtPr>
-          <w:sdtEndPr/>
           <w:sdtContent>
             <w:tc>
               <w:tcPr>
@@ -485,7 +501,14 @@
                     <w:rFonts w:cs="Arial"/>
                     <w:szCs w:val="18"/>
                   </w:rPr>
-                  <w:t>09/01/2026</w:t>
+                  <w:t>16/03</w:t>
+                </w:r>
+                <w:r>
+                  <w:rPr>
+                    <w:rFonts w:cs="Arial"/>
+                    <w:szCs w:val="18"/>
+                  </w:rPr>
+                  <w:t>/2026</w:t>
                 </w:r>
               </w:p>
             </w:tc>
@@ -875,7 +898,7 @@
                 <w:docPart w:val="040C324AC53043D19398B4EE6A36694E"/>
               </w:placeholder>
               <w:dataBinding w:prefixMappings="xmlns:ns0='http://schemas.microsoft.com/office/2006/metadata/properties' xmlns:ns1='http://www.w3.org/2001/XMLSchema-instance' xmlns:ns2='http://schemas.microsoft.com/office/infopath/2007/PartnerControls' xmlns:ns3='a1322699-2fbb-4cce-8aba-176c4fa97253' xmlns:ns4='http://schemas.microsoft.com/sharepoint/v3' xmlns:ns5='http://schemas.microsoft.com/sharepoint/v3/fields' xmlns:ns6='f0ff482e-aa3b-417e-9d65-5f4cb2656651' " w:xpath="/ns0:properties[1]/documentManagement[1]/ns3:Date_approbation[1]" w:storeItemID="{1159403A-C237-488E-8C5E-DABF9FCE7043}"/>
-              <w:date w:fullDate="2026-01-09T00:00:00Z">
+              <w:date w:fullDate="2026-03-16T00:00:00Z">
                 <w:dateFormat w:val="dd/MM/yyyy"/>
                 <w:lid w:val="fr-FR"/>
                 <w:storeMappedDataAs w:val="dateTime"/>
@@ -895,7 +918,14 @@
                     <w:rFonts w:cs="Arial"/>
                     <w:szCs w:val="18"/>
                   </w:rPr>
-                  <w:t>09/01/2026</w:t>
+                  <w:t>16/03</w:t>
+                </w:r>
+                <w:r>
+                  <w:rPr>
+                    <w:rFonts w:cs="Arial"/>
+                    <w:szCs w:val="18"/>
+                  </w:rPr>
+                  <w:t>/2026</w:t>
                 </w:r>
               </w:p>
             </w:sdtContent>
@@ -912,55 +942,6 @@
         </w:rPr>
       </w:pPr>
     </w:p>
-    <w:tbl>
-      <w:tblPr>
-        <w:tblStyle w:val="Grilledutableau"/>
-        <w:tblW w:w="0" w:type="auto"/>
-        <w:tblInd w:w="-34" w:type="dxa"/>
-        <w:tblLook w:val="04A0" w:firstRow="1" w:lastRow="0" w:firstColumn="1" w:lastColumn="0" w:noHBand="0" w:noVBand="1"/>
-      </w:tblPr>
-      <w:tblGrid>
-        <w:gridCol w:w="2513"/>
-        <w:gridCol w:w="7359"/>
-      </w:tblGrid>
-      <w:tr>
-        <w:tc>
-          <w:tcPr>
-            <w:tcW w:w="2552" w:type="dxa"/>
-            <w:shd w:val="clear" w:color="auto" w:fill="D9D9D9" w:themeFill="background1" w:themeFillShade="D9"/>
-          </w:tcPr>
-          <w:p>
-            <w:pPr>
-              <w:ind w:firstLine="0"/>
-              <w:rPr>
-                <w:rFonts w:cs="Arial"/>
-                <w:szCs w:val="18"/>
-              </w:rPr>
-            </w:pPr>
-            <w:r>
-              <w:rPr>
-                <w:rFonts w:cs="Arial"/>
-                <w:szCs w:val="18"/>
-              </w:rPr>
-              <w:t>Lecteur(s)</w:t>
-            </w:r>
-          </w:p>
-        </w:tc>
-        <w:tc>
-          <w:tcPr>
-            <w:tcW w:w="7546" w:type="dxa"/>
-          </w:tcPr>
-          <w:p>
-            <w:pPr>
-              <w:rPr>
-                <w:rFonts w:cs="Arial"/>
-                <w:szCs w:val="18"/>
-              </w:rPr>
-            </w:pPr>
-          </w:p>
-        </w:tc>
-      </w:tr>
-    </w:tbl>
     <w:p>
       <w:pPr>
         <w:ind w:left="397"/>
@@ -1582,6 +1563,93 @@
                 <w:rFonts w:cs="Arial"/>
                 <w:szCs w:val="18"/>
               </w:rPr>
+              <w:t>Adaptation à la version 1.4.0 du plugin</w:t>
+            </w:r>
+          </w:p>
+        </w:tc>
+      </w:tr>
+      <w:tr>
+        <w:tc>
+          <w:tcPr>
+            <w:tcW w:w="1122" w:type="dxa"/>
+          </w:tcPr>
+          <w:p>
+            <w:pPr>
+              <w:ind w:firstLine="0"/>
+              <w:jc w:val="center"/>
+              <w:rPr>
+                <w:rFonts w:cs="Arial"/>
+                <w:szCs w:val="18"/>
+              </w:rPr>
+            </w:pPr>
+            <w:r>
+              <w:rPr>
+                <w:rFonts w:cs="Arial"/>
+                <w:szCs w:val="18"/>
+              </w:rPr>
+              <w:t>1.5.0</w:t>
+            </w:r>
+          </w:p>
+        </w:tc>
+        <w:tc>
+          <w:tcPr>
+            <w:tcW w:w="1400" w:type="dxa"/>
+          </w:tcPr>
+          <w:p>
+            <w:pPr>
+              <w:ind w:firstLine="0"/>
+              <w:jc w:val="center"/>
+              <w:rPr>
+                <w:rFonts w:cs="Arial"/>
+                <w:szCs w:val="18"/>
+              </w:rPr>
+            </w:pPr>
+            <w:r>
+              <w:rPr>
+                <w:rFonts w:cs="Arial"/>
+                <w:szCs w:val="18"/>
+              </w:rPr>
+              <w:t>16/03/2026</w:t>
+            </w:r>
+          </w:p>
+        </w:tc>
+        <w:tc>
+          <w:tcPr>
+            <w:tcW w:w="2500" w:type="dxa"/>
+          </w:tcPr>
+          <w:p>
+            <w:pPr>
+              <w:rPr>
+                <w:rFonts w:cs="Arial"/>
+                <w:szCs w:val="18"/>
+              </w:rPr>
+            </w:pPr>
+            <w:r>
+              <w:rPr>
+                <w:rFonts w:cs="Arial"/>
+                <w:szCs w:val="18"/>
+              </w:rPr>
+              <w:t>Philippe Gallen</w:t>
+            </w:r>
+          </w:p>
+        </w:tc>
+        <w:tc>
+          <w:tcPr>
+            <w:tcW w:w="4850" w:type="dxa"/>
+          </w:tcPr>
+          <w:p>
+            <w:pPr>
+              <w:ind w:firstLine="0"/>
+              <w:rPr>
+                <w:rFonts w:cs="Arial"/>
+                <w:szCs w:val="18"/>
+              </w:rPr>
+            </w:pPr>
+            <w:r>
+              <w:rPr>
+                <w:rFonts w:cs="Arial"/>
+                <w:szCs w:val="18"/>
+              </w:rPr>
               <w:t>Adaptation à la version 1.</w:t>
             </w:r>
             <w:r>
@@ -1589,14 +1657,14 @@
                 <w:rFonts w:cs="Arial"/>
                 <w:szCs w:val="18"/>
               </w:rPr>
-              <w:t>4.0</w:t>
+              <w:t>5</w:t>
             </w:r>
             <w:r>
               <w:rPr>
                 <w:rFonts w:cs="Arial"/>
                 <w:szCs w:val="18"/>
               </w:rPr>
-              <w:t xml:space="preserve"> du plugin</w:t>
+              <w:t>.0 du plugin</w:t>
             </w:r>
           </w:p>
         </w:tc>
@@ -1646,8 +1714,10 @@
             <w:rPr>
               <w:rFonts w:asciiTheme="minorHAnsi" w:eastAsiaTheme="minorEastAsia" w:hAnsiTheme="minorHAnsi" w:cstheme="minorBidi"/>
               <w:smallCaps w:val="0"/>
-              <w:sz w:val="22"/>
-              <w:szCs w:val="22"/>
+              <w:kern w:val="2"/>
+              <w:sz w:val="24"/>
+              <w:szCs w:val="24"/>
+              <w14:ligatures w14:val="standardContextual"/>
             </w:rPr>
           </w:pPr>
           <w:r>
@@ -1659,7 +1729,7 @@
           <w:r>
             <w:fldChar w:fldCharType="separate"/>
           </w:r>
-          <w:hyperlink w:anchor="_Toc219103721" w:history="1">
+          <w:hyperlink w:anchor="_Toc224564570" w:history="1">
             <w:r>
               <w:rPr>
                 <w:rStyle w:val="Lienhypertexte"/>
@@ -1670,8 +1740,10 @@
               <w:rPr>
                 <w:rFonts w:asciiTheme="minorHAnsi" w:eastAsiaTheme="minorEastAsia" w:hAnsiTheme="minorHAnsi" w:cstheme="minorBidi"/>
                 <w:smallCaps w:val="0"/>
-                <w:sz w:val="22"/>
-                <w:szCs w:val="22"/>
+                <w:kern w:val="2"/>
+                <w:sz w:val="24"/>
+                <w:szCs w:val="24"/>
+                <w14:ligatures w14:val="standardContextual"/>
               </w:rPr>
               <w:tab/>
             </w:r>
@@ -1697,7 +1769,7 @@
               <w:rPr>
                 <w:webHidden/>
               </w:rPr>
-              <w:instrText xml:space="preserve"> PAGEREF _Toc219103721 \h </w:instrText>
+              <w:instrText xml:space="preserve"> PAGEREF _Toc224564570 \h </w:instrText>
             </w:r>
             <w:r>
               <w:rPr>
@@ -1730,11 +1802,13 @@
             <w:rPr>
               <w:rFonts w:asciiTheme="minorHAnsi" w:eastAsiaTheme="minorEastAsia" w:hAnsiTheme="minorHAnsi" w:cstheme="minorBidi"/>
               <w:smallCaps w:val="0"/>
-              <w:sz w:val="22"/>
-              <w:szCs w:val="22"/>
+              <w:kern w:val="2"/>
+              <w:sz w:val="24"/>
+              <w:szCs w:val="24"/>
+              <w14:ligatures w14:val="standardContextual"/>
             </w:rPr>
           </w:pPr>
-          <w:hyperlink w:anchor="_Toc219103722" w:history="1">
+          <w:hyperlink w:anchor="_Toc224564571" w:history="1">
             <w:r>
               <w:rPr>
                 <w:rStyle w:val="Lienhypertexte"/>
@@ -1745,8 +1819,10 @@
               <w:rPr>
                 <w:rFonts w:asciiTheme="minorHAnsi" w:eastAsiaTheme="minorEastAsia" w:hAnsiTheme="minorHAnsi" w:cstheme="minorBidi"/>
                 <w:smallCaps w:val="0"/>
-                <w:sz w:val="22"/>
-                <w:szCs w:val="22"/>
+                <w:kern w:val="2"/>
+                <w:sz w:val="24"/>
+                <w:szCs w:val="24"/>
+                <w14:ligatures w14:val="standardContextual"/>
               </w:rPr>
               <w:tab/>
             </w:r>
@@ -1772,7 +1848,7 @@
               <w:rPr>
                 <w:webHidden/>
               </w:rPr>
-              <w:instrText xml:space="preserve"> PAGEREF _Toc219103722 \h </w:instrText>
+              <w:instrText xml:space="preserve"> PAGEREF _Toc224564571 \h </w:instrText>
             </w:r>
             <w:r>
               <w:rPr>
@@ -1805,11 +1881,13 @@
             <w:rPr>
               <w:rFonts w:asciiTheme="minorHAnsi" w:eastAsiaTheme="minorEastAsia" w:hAnsiTheme="minorHAnsi" w:cstheme="minorBidi"/>
               <w:smallCaps w:val="0"/>
-              <w:sz w:val="22"/>
-              <w:szCs w:val="22"/>
+              <w:kern w:val="2"/>
+              <w:sz w:val="24"/>
+              <w:szCs w:val="24"/>
+              <w14:ligatures w14:val="standardContextual"/>
             </w:rPr>
           </w:pPr>
-          <w:hyperlink w:anchor="_Toc219103723" w:history="1">
+          <w:hyperlink w:anchor="_Toc224564572" w:history="1">
             <w:r>
               <w:rPr>
                 <w:rStyle w:val="Lienhypertexte"/>
@@ -1820,8 +1898,10 @@
               <w:rPr>
                 <w:rFonts w:asciiTheme="minorHAnsi" w:eastAsiaTheme="minorEastAsia" w:hAnsiTheme="minorHAnsi" w:cstheme="minorBidi"/>
                 <w:smallCaps w:val="0"/>
-                <w:sz w:val="22"/>
-                <w:szCs w:val="22"/>
+                <w:kern w:val="2"/>
+                <w:sz w:val="24"/>
+                <w:szCs w:val="24"/>
+                <w14:ligatures w14:val="standardContextual"/>
               </w:rPr>
               <w:tab/>
             </w:r>
@@ -1847,7 +1927,7 @@
               <w:rPr>
                 <w:webHidden/>
               </w:rPr>
-              <w:instrText xml:space="preserve"> PAGEREF _Toc219103723 \h </w:instrText>
+              <w:instrText xml:space="preserve"> PAGEREF _Toc224564572 \h </w:instrText>
             </w:r>
             <w:r>
               <w:rPr>
@@ -1880,11 +1960,13 @@
             <w:rPr>
               <w:rFonts w:asciiTheme="minorHAnsi" w:eastAsiaTheme="minorEastAsia" w:hAnsiTheme="minorHAnsi" w:cstheme="minorBidi"/>
               <w:smallCaps w:val="0"/>
-              <w:sz w:val="22"/>
-              <w:szCs w:val="22"/>
+              <w:kern w:val="2"/>
+              <w:sz w:val="24"/>
+              <w:szCs w:val="24"/>
+              <w14:ligatures w14:val="standardContextual"/>
             </w:rPr>
           </w:pPr>
-          <w:hyperlink w:anchor="_Toc219103724" w:history="1">
+          <w:hyperlink w:anchor="_Toc224564573" w:history="1">
             <w:r>
               <w:rPr>
                 <w:rStyle w:val="Lienhypertexte"/>
@@ -1895,8 +1977,10 @@
               <w:rPr>
                 <w:rFonts w:asciiTheme="minorHAnsi" w:eastAsiaTheme="minorEastAsia" w:hAnsiTheme="minorHAnsi" w:cstheme="minorBidi"/>
                 <w:smallCaps w:val="0"/>
-                <w:sz w:val="22"/>
-                <w:szCs w:val="22"/>
+                <w:kern w:val="2"/>
+                <w:sz w:val="24"/>
+                <w:szCs w:val="24"/>
+                <w14:ligatures w14:val="standardContextual"/>
               </w:rPr>
               <w:tab/>
             </w:r>
@@ -1922,7 +2006,7 @@
               <w:rPr>
                 <w:webHidden/>
               </w:rPr>
-              <w:instrText xml:space="preserve"> PAGEREF _Toc219103724 \h </w:instrText>
+              <w:instrText xml:space="preserve"> PAGEREF _Toc224564573 \h </w:instrText>
             </w:r>
             <w:r>
               <w:rPr>
@@ -1955,11 +2039,13 @@
             <w:rPr>
               <w:rFonts w:asciiTheme="minorHAnsi" w:eastAsiaTheme="minorEastAsia" w:hAnsiTheme="minorHAnsi" w:cstheme="minorBidi"/>
               <w:smallCaps w:val="0"/>
-              <w:sz w:val="22"/>
-              <w:szCs w:val="22"/>
+              <w:kern w:val="2"/>
+              <w:sz w:val="24"/>
+              <w:szCs w:val="24"/>
+              <w14:ligatures w14:val="standardContextual"/>
             </w:rPr>
           </w:pPr>
-          <w:hyperlink w:anchor="_Toc219103725" w:history="1">
+          <w:hyperlink w:anchor="_Toc224564574" w:history="1">
             <w:r>
               <w:rPr>
                 <w:rStyle w:val="Lienhypertexte"/>
@@ -1970,8 +2056,10 @@
               <w:rPr>
                 <w:rFonts w:asciiTheme="minorHAnsi" w:eastAsiaTheme="minorEastAsia" w:hAnsiTheme="minorHAnsi" w:cstheme="minorBidi"/>
                 <w:smallCaps w:val="0"/>
-                <w:sz w:val="22"/>
-                <w:szCs w:val="22"/>
+                <w:kern w:val="2"/>
+                <w:sz w:val="24"/>
+                <w:szCs w:val="24"/>
+                <w14:ligatures w14:val="standardContextual"/>
               </w:rPr>
               <w:tab/>
             </w:r>
@@ -1997,7 +2085,7 @@
               <w:rPr>
                 <w:webHidden/>
               </w:rPr>
-              <w:instrText xml:space="preserve"> PAGEREF _Toc219103725 \h </w:instrText>
+              <w:instrText xml:space="preserve"> PAGEREF _Toc224564574 \h </w:instrText>
             </w:r>
             <w:r>
               <w:rPr>
@@ -2029,11 +2117,13 @@
             <w:pStyle w:val="TM2"/>
             <w:rPr>
               <w:rFonts w:asciiTheme="minorHAnsi" w:eastAsiaTheme="minorEastAsia" w:hAnsiTheme="minorHAnsi" w:cstheme="minorBidi"/>
-              <w:sz w:val="22"/>
-              <w:szCs w:val="22"/>
+              <w:kern w:val="2"/>
+              <w:sz w:val="24"/>
+              <w:szCs w:val="24"/>
+              <w14:ligatures w14:val="standardContextual"/>
             </w:rPr>
           </w:pPr>
-          <w:hyperlink w:anchor="_Toc219103726" w:history="1">
+          <w:hyperlink w:anchor="_Toc224564575" w:history="1">
             <w:r>
               <w:rPr>
                 <w:rStyle w:val="Lienhypertexte"/>
@@ -2043,8 +2133,10 @@
             <w:r>
               <w:rPr>
                 <w:rFonts w:asciiTheme="minorHAnsi" w:eastAsiaTheme="minorEastAsia" w:hAnsiTheme="minorHAnsi" w:cstheme="minorBidi"/>
-                <w:sz w:val="22"/>
-                <w:szCs w:val="22"/>
+                <w:kern w:val="2"/>
+                <w:sz w:val="24"/>
+                <w:szCs w:val="24"/>
+                <w14:ligatures w14:val="standardContextual"/>
               </w:rPr>
               <w:tab/>
             </w:r>
@@ -2070,7 +2162,7 @@
               <w:rPr>
                 <w:webHidden/>
               </w:rPr>
-              <w:instrText xml:space="preserve"> PAGEREF _Toc219103726 \h </w:instrText>
+              <w:instrText xml:space="preserve"> PAGEREF _Toc224564575 \h </w:instrText>
             </w:r>
             <w:r>
               <w:rPr>
@@ -2102,11 +2194,13 @@
             <w:pStyle w:val="TM2"/>
             <w:rPr>
               <w:rFonts w:asciiTheme="minorHAnsi" w:eastAsiaTheme="minorEastAsia" w:hAnsiTheme="minorHAnsi" w:cstheme="minorBidi"/>
-              <w:sz w:val="22"/>
-              <w:szCs w:val="22"/>
+              <w:kern w:val="2"/>
+              <w:sz w:val="24"/>
+              <w:szCs w:val="24"/>
+              <w14:ligatures w14:val="standardContextual"/>
             </w:rPr>
           </w:pPr>
-          <w:hyperlink w:anchor="_Toc219103727" w:history="1">
+          <w:hyperlink w:anchor="_Toc224564576" w:history="1">
             <w:r>
               <w:rPr>
                 <w:rStyle w:val="Lienhypertexte"/>
@@ -2116,8 +2210,10 @@
             <w:r>
               <w:rPr>
                 <w:rFonts w:asciiTheme="minorHAnsi" w:eastAsiaTheme="minorEastAsia" w:hAnsiTheme="minorHAnsi" w:cstheme="minorBidi"/>
-                <w:sz w:val="22"/>
-                <w:szCs w:val="22"/>
+                <w:kern w:val="2"/>
+                <w:sz w:val="24"/>
+                <w:szCs w:val="24"/>
+                <w14:ligatures w14:val="standardContextual"/>
               </w:rPr>
               <w:tab/>
             </w:r>
@@ -2143,7 +2239,7 @@
               <w:rPr>
                 <w:webHidden/>
               </w:rPr>
-              <w:instrText xml:space="preserve"> PAGEREF _Toc219103727 \h </w:instrText>
+              <w:instrText xml:space="preserve"> PAGEREF _Toc224564576 \h </w:instrText>
             </w:r>
             <w:r>
               <w:rPr>
@@ -2176,11 +2272,13 @@
             <w:rPr>
               <w:rFonts w:asciiTheme="minorHAnsi" w:eastAsiaTheme="minorEastAsia" w:hAnsiTheme="minorHAnsi" w:cstheme="minorBidi"/>
               <w:smallCaps w:val="0"/>
-              <w:sz w:val="22"/>
-              <w:szCs w:val="22"/>
+              <w:kern w:val="2"/>
+              <w:sz w:val="24"/>
+              <w:szCs w:val="24"/>
+              <w14:ligatures w14:val="standardContextual"/>
             </w:rPr>
           </w:pPr>
-          <w:hyperlink w:anchor="_Toc219103728" w:history="1">
+          <w:hyperlink w:anchor="_Toc224564577" w:history="1">
             <w:r>
               <w:rPr>
                 <w:rStyle w:val="Lienhypertexte"/>
@@ -2191,8 +2289,10 @@
               <w:rPr>
                 <w:rFonts w:asciiTheme="minorHAnsi" w:eastAsiaTheme="minorEastAsia" w:hAnsiTheme="minorHAnsi" w:cstheme="minorBidi"/>
                 <w:smallCaps w:val="0"/>
-                <w:sz w:val="22"/>
-                <w:szCs w:val="22"/>
+                <w:kern w:val="2"/>
+                <w:sz w:val="24"/>
+                <w:szCs w:val="24"/>
+                <w14:ligatures w14:val="standardContextual"/>
               </w:rPr>
               <w:tab/>
             </w:r>
@@ -2218,7 +2318,7 @@
               <w:rPr>
                 <w:webHidden/>
               </w:rPr>
-              <w:instrText xml:space="preserve"> PAGEREF _Toc219103728 \h </w:instrText>
+              <w:instrText xml:space="preserve"> PAGEREF _Toc224564577 \h </w:instrText>
             </w:r>
             <w:r>
               <w:rPr>
@@ -2251,11 +2351,13 @@
             <w:rPr>
               <w:rFonts w:asciiTheme="minorHAnsi" w:eastAsiaTheme="minorEastAsia" w:hAnsiTheme="minorHAnsi" w:cstheme="minorBidi"/>
               <w:smallCaps w:val="0"/>
-              <w:sz w:val="22"/>
-              <w:szCs w:val="22"/>
+              <w:kern w:val="2"/>
+              <w:sz w:val="24"/>
+              <w:szCs w:val="24"/>
+              <w14:ligatures w14:val="standardContextual"/>
             </w:rPr>
           </w:pPr>
-          <w:hyperlink w:anchor="_Toc219103729" w:history="1">
+          <w:hyperlink w:anchor="_Toc224564578" w:history="1">
             <w:r>
               <w:rPr>
                 <w:rStyle w:val="Lienhypertexte"/>
@@ -2266,8 +2368,10 @@
               <w:rPr>
                 <w:rFonts w:asciiTheme="minorHAnsi" w:eastAsiaTheme="minorEastAsia" w:hAnsiTheme="minorHAnsi" w:cstheme="minorBidi"/>
                 <w:smallCaps w:val="0"/>
-                <w:sz w:val="22"/>
-                <w:szCs w:val="22"/>
+                <w:kern w:val="2"/>
+                <w:sz w:val="24"/>
+                <w:szCs w:val="24"/>
+                <w14:ligatures w14:val="standardContextual"/>
               </w:rPr>
               <w:tab/>
             </w:r>
@@ -2293,7 +2397,7 @@
               <w:rPr>
                 <w:webHidden/>
               </w:rPr>
-              <w:instrText xml:space="preserve"> PAGEREF _Toc219103729 \h </w:instrText>
+              <w:instrText xml:space="preserve"> PAGEREF _Toc224564578 \h </w:instrText>
             </w:r>
             <w:r>
               <w:rPr>
@@ -2325,11 +2429,13 @@
             <w:pStyle w:val="TM2"/>
             <w:rPr>
               <w:rFonts w:asciiTheme="minorHAnsi" w:eastAsiaTheme="minorEastAsia" w:hAnsiTheme="minorHAnsi" w:cstheme="minorBidi"/>
-              <w:sz w:val="22"/>
-              <w:szCs w:val="22"/>
+              <w:kern w:val="2"/>
+              <w:sz w:val="24"/>
+              <w:szCs w:val="24"/>
+              <w14:ligatures w14:val="standardContextual"/>
             </w:rPr>
           </w:pPr>
-          <w:hyperlink w:anchor="_Toc219103730" w:history="1">
+          <w:hyperlink w:anchor="_Toc224564579" w:history="1">
             <w:r>
               <w:rPr>
                 <w:rStyle w:val="Lienhypertexte"/>
@@ -2339,8 +2445,10 @@
             <w:r>
               <w:rPr>
                 <w:rFonts w:asciiTheme="minorHAnsi" w:eastAsiaTheme="minorEastAsia" w:hAnsiTheme="minorHAnsi" w:cstheme="minorBidi"/>
-                <w:sz w:val="22"/>
-                <w:szCs w:val="22"/>
+                <w:kern w:val="2"/>
+                <w:sz w:val="24"/>
+                <w:szCs w:val="24"/>
+                <w14:ligatures w14:val="standardContextual"/>
               </w:rPr>
               <w:tab/>
             </w:r>
@@ -2366,7 +2474,7 @@
               <w:rPr>
                 <w:webHidden/>
               </w:rPr>
-              <w:instrText xml:space="preserve"> PAGEREF _Toc219103730 \h </w:instrText>
+              <w:instrText xml:space="preserve"> PAGEREF _Toc224564579 \h </w:instrText>
             </w:r>
             <w:r>
               <w:rPr>
@@ -2399,11 +2507,13 @@
             <w:rPr>
               <w:rFonts w:asciiTheme="minorHAnsi" w:eastAsiaTheme="minorEastAsia" w:hAnsiTheme="minorHAnsi" w:cstheme="minorBidi"/>
               <w:smallCaps w:val="0"/>
-              <w:sz w:val="22"/>
-              <w:szCs w:val="22"/>
+              <w:kern w:val="2"/>
+              <w:sz w:val="24"/>
+              <w:szCs w:val="24"/>
+              <w14:ligatures w14:val="standardContextual"/>
             </w:rPr>
           </w:pPr>
-          <w:hyperlink w:anchor="_Toc219103731" w:history="1">
+          <w:hyperlink w:anchor="_Toc224564580" w:history="1">
             <w:r>
               <w:rPr>
                 <w:rStyle w:val="Lienhypertexte"/>
@@ -2414,8 +2524,10 @@
               <w:rPr>
                 <w:rFonts w:asciiTheme="minorHAnsi" w:eastAsiaTheme="minorEastAsia" w:hAnsiTheme="minorHAnsi" w:cstheme="minorBidi"/>
                 <w:smallCaps w:val="0"/>
-                <w:sz w:val="22"/>
-                <w:szCs w:val="22"/>
+                <w:kern w:val="2"/>
+                <w:sz w:val="24"/>
+                <w:szCs w:val="24"/>
+                <w14:ligatures w14:val="standardContextual"/>
               </w:rPr>
               <w:tab/>
             </w:r>
@@ -2441,7 +2553,7 @@
               <w:rPr>
                 <w:webHidden/>
               </w:rPr>
-              <w:instrText xml:space="preserve"> PAGEREF _Toc219103731 \h </w:instrText>
+              <w:instrText xml:space="preserve"> PAGEREF _Toc224564580 \h </w:instrText>
             </w:r>
             <w:r>
               <w:rPr>
@@ -2473,11 +2585,13 @@
             <w:pStyle w:val="TM2"/>
             <w:rPr>
               <w:rFonts w:asciiTheme="minorHAnsi" w:eastAsiaTheme="minorEastAsia" w:hAnsiTheme="minorHAnsi" w:cstheme="minorBidi"/>
-              <w:sz w:val="22"/>
-              <w:szCs w:val="22"/>
+              <w:kern w:val="2"/>
+              <w:sz w:val="24"/>
+              <w:szCs w:val="24"/>
+              <w14:ligatures w14:val="standardContextual"/>
             </w:rPr>
           </w:pPr>
-          <w:hyperlink w:anchor="_Toc219103732" w:history="1">
+          <w:hyperlink w:anchor="_Toc224564581" w:history="1">
             <w:r>
               <w:rPr>
                 <w:rStyle w:val="Lienhypertexte"/>
@@ -2487,8 +2601,10 @@
             <w:r>
               <w:rPr>
                 <w:rFonts w:asciiTheme="minorHAnsi" w:eastAsiaTheme="minorEastAsia" w:hAnsiTheme="minorHAnsi" w:cstheme="minorBidi"/>
-                <w:sz w:val="22"/>
-                <w:szCs w:val="22"/>
+                <w:kern w:val="2"/>
+                <w:sz w:val="24"/>
+                <w:szCs w:val="24"/>
+                <w14:ligatures w14:val="standardContextual"/>
               </w:rPr>
               <w:tab/>
             </w:r>
@@ -2514,7 +2630,7 @@
               <w:rPr>
                 <w:webHidden/>
               </w:rPr>
-              <w:instrText xml:space="preserve"> PAGEREF _Toc219103732 \h </w:instrText>
+              <w:instrText xml:space="preserve"> PAGEREF _Toc224564581 \h </w:instrText>
             </w:r>
             <w:r>
               <w:rPr>
@@ -2584,7 +2700,7 @@
       <w:pPr>
         <w:pStyle w:val="Titre1"/>
       </w:pPr>
-      <w:bookmarkStart w:id="1" w:name="_Toc219103721"/>
+      <w:bookmarkStart w:id="1" w:name="_Toc224564570"/>
       <w:r>
         <w:t>Prérequis</w:t>
       </w:r>
@@ -2625,6 +2741,11 @@
       <w:proofErr w:type="spellEnd"/>
       <w:r>
         <w:t>.</w:t>
+      </w:r>
+    </w:p>
+    <w:p>
+      <w:r>
+        <w:t>Les fonctionnalités Afficher le sens de numérisation et Chemin le plus court nécessitent l’installation des 2 plugins de même nom (à cocher dans l’exécutable d’installation).</w:t>
       </w:r>
     </w:p>
     <w:p>
@@ -2881,7 +3002,7 @@
       <w:pPr>
         <w:pStyle w:val="Titre1"/>
       </w:pPr>
-      <w:bookmarkStart w:id="3" w:name="_Toc219103722"/>
+      <w:bookmarkStart w:id="3" w:name="_Toc224564571"/>
       <w:r>
         <w:t>Résumé</w:t>
       </w:r>
@@ -2908,7 +3029,7 @@
       <w:pPr>
         <w:pStyle w:val="Titre1"/>
       </w:pPr>
-      <w:bookmarkStart w:id="4" w:name="_Toc219103723"/>
+      <w:bookmarkStart w:id="4" w:name="_Toc224564572"/>
       <w:r>
         <w:t>Installation</w:t>
       </w:r>
@@ -2917,58 +3038,49 @@
     <w:p/>
     <w:p>
       <w:r>
-        <w:t>Ouvrir QGIS.</w:t>
-      </w:r>
-    </w:p>
-    <w:p>
-      <w:r>
-        <w:t xml:space="preserve">Allez dans </w:t>
-      </w:r>
-      <w:r>
-        <w:rPr>
-          <w:b/>
-          <w:bCs/>
-        </w:rPr>
-        <w:t>Extensions/Installer/Gérer les extensions</w:t>
-      </w:r>
-      <w:r>
-        <w:t xml:space="preserve">, cliquez sur </w:t>
-      </w:r>
-      <w:r>
-        <w:rPr>
-          <w:b/>
-          <w:bCs/>
-        </w:rPr>
-        <w:t>Installer depuis un ZIP</w:t>
-      </w:r>
-      <w:r>
-        <w:t>, sélectionner le fich</w:t>
-      </w:r>
-      <w:r>
-        <w:t xml:space="preserve">ier ZIP puis cliquez sur </w:t>
-      </w:r>
-      <w:r>
-        <w:rPr>
-          <w:b/>
-          <w:bCs/>
-        </w:rPr>
-        <w:t>Installer le plugin</w:t>
-      </w:r>
-      <w:r>
-        <w:t>.</w:t>
-      </w:r>
+        <w:t>Le plugin s’installe en lançant l’exécutable d’installation et en cochant le plugin route.</w:t>
+      </w:r>
+    </w:p>
+    <w:p>
+      <w:r>
+        <w:t>Installer les plugins Chemin le plus court et Sens de numérisation pour avoir accès à ces fonctionnalités.</w:t>
+      </w:r>
+    </w:p>
+    <w:p>
+      <w:pPr>
+        <w:spacing w:before="0" w:after="200" w:line="276" w:lineRule="auto"/>
+        <w:jc w:val="left"/>
+      </w:pPr>
+      <w:r>
+        <w:br w:type="page"/>
+      </w:r>
+    </w:p>
+    <w:p>
+      <w:pPr>
+        <w:pStyle w:val="Titre1"/>
+      </w:pPr>
+      <w:bookmarkStart w:id="5" w:name="_Toc224564573"/>
+      <w:r>
+        <w:lastRenderedPageBreak/>
+        <w:t>Présentation</w:t>
+      </w:r>
+      <w:bookmarkEnd w:id="5"/>
     </w:p>
     <w:p/>
-    <w:p>
+    <w:p/>
+    <w:p>
+      <w:pPr>
+        <w:jc w:val="center"/>
+      </w:pPr>
       <w:r>
         <w:rPr>
           <w:noProof/>
         </w:rPr>
         <w:drawing>
-          <wp:inline distT="0" distB="0" distL="0" distR="0" wp14:anchorId="6EB7B44B" wp14:editId="7E2CC6C2">
-            <wp:extent cx="6253480" cy="1394460"/>
-            <wp:effectExtent l="0" t="0" r="0" b="0"/>
-            <wp:docPr id="8" name="Image 8"/>
+          <wp:inline distT="0" distB="0" distL="0" distR="0" wp14:anchorId="79F54D4B" wp14:editId="70BF279F">
+            <wp:extent cx="4004268" cy="1500381"/>
+            <wp:effectExtent l="0" t="0" r="0" b="5080"/>
+            <wp:docPr id="1132346031" name="Image 1"/>
             <wp:cNvGraphicFramePr>
               <a:graphicFrameLocks xmlns:a="http://schemas.openxmlformats.org/drawingml/2006/main" noChangeAspect="1"/>
             </wp:cNvGraphicFramePr>
@@ -2976,7 +3088,7 @@
               <a:graphicData uri="http://schemas.openxmlformats.org/drawingml/2006/picture">
                 <pic:pic xmlns:pic="http://schemas.openxmlformats.org/drawingml/2006/picture">
                   <pic:nvPicPr>
-                    <pic:cNvPr id="1" name=""/>
+                    <pic:cNvPr id="1132346031" name=""/>
                     <pic:cNvPicPr/>
                   </pic:nvPicPr>
                   <pic:blipFill>
@@ -2988,77 +3100,7 @@
                   <pic:spPr>
                     <a:xfrm>
                       <a:off x="0" y="0"/>
-                      <a:ext cx="6253480" cy="1394460"/>
-                    </a:xfrm>
-                    <a:prstGeom prst="rect">
-                      <a:avLst/>
-                    </a:prstGeom>
-                  </pic:spPr>
-                </pic:pic>
-              </a:graphicData>
-            </a:graphic>
-          </wp:inline>
-        </w:drawing>
-      </w:r>
-    </w:p>
-    <w:p/>
-    <w:p>
-      <w:pPr>
-        <w:spacing w:before="0" w:after="200" w:line="276" w:lineRule="auto"/>
-        <w:jc w:val="left"/>
-      </w:pPr>
-      <w:r>
-        <w:br w:type="page"/>
-      </w:r>
-    </w:p>
-    <w:p>
-      <w:pPr>
-        <w:pStyle w:val="Titre1"/>
-      </w:pPr>
-      <w:bookmarkStart w:id="5" w:name="_Toc219103724"/>
-      <w:r>
-        <w:lastRenderedPageBreak/>
-        <w:t>Présentation</w:t>
-      </w:r>
-      <w:bookmarkEnd w:id="5"/>
-    </w:p>
-    <w:p/>
-    <w:p/>
-    <w:p>
-      <w:pPr>
-        <w:jc w:val="center"/>
-      </w:pPr>
-      <w:r>
-        <w:rPr>
-          <w:rFonts w:cs="Arial"/>
-          <w:sz w:val="16"/>
-          <w:szCs w:val="16"/>
-        </w:rPr>
-        <w:drawing>
-          <wp:inline distT="0" distB="0" distL="0" distR="0" wp14:anchorId="25636A5C" wp14:editId="159C6A3C">
-            <wp:extent cx="4605131" cy="1767025"/>
-            <wp:effectExtent l="0" t="0" r="5080" b="5080"/>
-            <wp:docPr id="5" name="Image 5"/>
-            <wp:cNvGraphicFramePr>
-              <a:graphicFrameLocks xmlns:a="http://schemas.openxmlformats.org/drawingml/2006/main" noChangeAspect="1"/>
-            </wp:cNvGraphicFramePr>
-            <a:graphic xmlns:a="http://schemas.openxmlformats.org/drawingml/2006/main">
-              <a:graphicData uri="http://schemas.openxmlformats.org/drawingml/2006/picture">
-                <pic:pic xmlns:pic="http://schemas.openxmlformats.org/drawingml/2006/picture">
-                  <pic:nvPicPr>
-                    <pic:cNvPr id="1" name=""/>
-                    <pic:cNvPicPr/>
-                  </pic:nvPicPr>
-                  <pic:blipFill>
-                    <a:blip r:embed="rId14"/>
-                    <a:stretch>
-                      <a:fillRect/>
-                    </a:stretch>
-                  </pic:blipFill>
-                  <pic:spPr>
-                    <a:xfrm>
-                      <a:off x="0" y="0"/>
-                      <a:ext cx="4653227" cy="1785480"/>
+                      <a:ext cx="4024611" cy="1508004"/>
                     </a:xfrm>
                     <a:prstGeom prst="rect">
                       <a:avLst/>
@@ -3159,7 +3201,7 @@
                     <pic:cNvPicPr/>
                   </pic:nvPicPr>
                   <pic:blipFill>
-                    <a:blip r:embed="rId15">
+                    <a:blip r:embed="rId14">
                       <a:extLst>
                         <a:ext uri="{28A0092B-C50C-407E-A947-70E740481C1C}">
                           <a14:useLocalDpi xmlns:a14="http://schemas.microsoft.com/office/drawing/2010/main" val="0"/>
@@ -3214,7 +3256,7 @@
                     <pic:cNvPicPr/>
                   </pic:nvPicPr>
                   <pic:blipFill>
-                    <a:blip r:embed="rId16"/>
+                    <a:blip r:embed="rId15"/>
                     <a:stretch>
                       <a:fillRect/>
                     </a:stretch>
@@ -3263,7 +3305,7 @@
                     <pic:cNvPicPr/>
                   </pic:nvPicPr>
                   <pic:blipFill>
-                    <a:blip r:embed="rId17"/>
+                    <a:blip r:embed="rId16"/>
                     <a:stretch>
                       <a:fillRect/>
                     </a:stretch>
@@ -3312,7 +3354,7 @@
                     <pic:cNvPicPr/>
                   </pic:nvPicPr>
                   <pic:blipFill>
-                    <a:blip r:embed="rId18"/>
+                    <a:blip r:embed="rId17"/>
                     <a:stretch>
                       <a:fillRect/>
                     </a:stretch>
@@ -3482,7 +3524,7 @@
                     <pic:cNvPicPr/>
                   </pic:nvPicPr>
                   <pic:blipFill>
-                    <a:blip r:embed="rId19"/>
+                    <a:blip r:embed="rId18"/>
                     <a:stretch>
                       <a:fillRect/>
                     </a:stretch>
@@ -3607,7 +3649,7 @@
                 <v:stroke joinstyle="miter"/>
                 <v:path gradientshapeok="t" o:connecttype="rect"/>
               </v:shapetype>
-              <v:shape id="Zone de texte 2" o:spid="_x0000_s1026" type="#_x0000_t202" style="position:absolute;margin-left:191.5pt;margin-top:14.1pt;width:185.9pt;height:110.6pt;z-index:251668480;visibility:visible;mso-wrap-style:square;mso-width-percent:400;mso-height-percent:200;mso-wrap-distance-left:9pt;mso-wrap-distance-top:3.6pt;mso-wrap-distance-right:9pt;mso-wrap-distance-bottom:3.6pt;mso-position-horizontal:absolute;mso-position-horizontal-relative:text;mso-position-vertical:absolute;mso-position-vertical-relative:text;mso-width-percent:400;mso-height-percent:200;mso-width-relative:margin;mso-height-relative:margin;v-text-anchor:top" o:gfxdata="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" stroked="f">
+              <v:shape id="Zone de texte 2" o:spid="_x0000_s1026" type="#_x0000_t202" style="position:absolute;margin-left:191.5pt;margin-top:14.1pt;width:185.9pt;height:110.6pt;z-index:251668480;visibility:visible;mso-wrap-style:square;mso-width-percent:400;mso-height-percent:200;mso-wrap-distance-left:9pt;mso-wrap-distance-top:3.6pt;mso-wrap-distance-right:9pt;mso-wrap-distance-bottom:3.6pt;mso-position-horizontal:absolute;mso-position-horizontal-relative:text;mso-position-vertical:absolute;mso-position-vertical-relative:text;mso-width-percent:400;mso-height-percent:200;mso-width-relative:margin;mso-height-relative:margin;v-text-anchor:top" o:gfxdata="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" stroked="f">
                 <v:textbox style="mso-fit-shape-to-text:t">
                   <w:txbxContent>
                     <w:p>
@@ -3638,11 +3680,103 @@
         <w:t xml:space="preserve">                 </w:t>
       </w:r>
       <w:r>
+        <w:rPr>
+          <w:noProof/>
+        </w:rPr>
         <w:drawing>
           <wp:inline distT="0" distB="0" distL="0" distR="0" wp14:anchorId="1993FC3F" wp14:editId="1940CBD3">
             <wp:extent cx="1093305" cy="1672540"/>
             <wp:effectExtent l="0" t="0" r="0" b="4445"/>
             <wp:docPr id="21" name="Image 21"/>
+            <wp:cNvGraphicFramePr>
+              <a:graphicFrameLocks xmlns:a="http://schemas.openxmlformats.org/drawingml/2006/main" noChangeAspect="1"/>
+            </wp:cNvGraphicFramePr>
+            <a:graphic xmlns:a="http://schemas.openxmlformats.org/drawingml/2006/main">
+              <a:graphicData uri="http://schemas.openxmlformats.org/drawingml/2006/picture">
+                <pic:pic xmlns:pic="http://schemas.openxmlformats.org/drawingml/2006/picture">
+                  <pic:nvPicPr>
+                    <pic:cNvPr id="1" name=""/>
+                    <pic:cNvPicPr/>
+                  </pic:nvPicPr>
+                  <pic:blipFill>
+                    <a:blip r:embed="rId19"/>
+                    <a:stretch>
+                      <a:fillRect/>
+                    </a:stretch>
+                  </pic:blipFill>
+                  <pic:spPr>
+                    <a:xfrm>
+                      <a:off x="0" y="0"/>
+                      <a:ext cx="1102014" cy="1685863"/>
+                    </a:xfrm>
+                    <a:prstGeom prst="rect">
+                      <a:avLst/>
+                    </a:prstGeom>
+                  </pic:spPr>
+                </pic:pic>
+              </a:graphicData>
+            </a:graphic>
+          </wp:inline>
+        </w:drawing>
+      </w:r>
+      <w:r>
+        <w:tab/>
+      </w:r>
+    </w:p>
+    <w:p>
+      <w:pPr>
+        <w:pStyle w:val="Titre1"/>
+      </w:pPr>
+      <w:bookmarkStart w:id="6" w:name="_Toc224564574"/>
+      <w:r>
+        <w:lastRenderedPageBreak/>
+        <w:t>Mode de sélection</w:t>
+      </w:r>
+      <w:bookmarkEnd w:id="6"/>
+    </w:p>
+    <w:p/>
+    <w:p>
+      <w:pPr>
+        <w:pStyle w:val="Titre2"/>
+      </w:pPr>
+      <w:bookmarkStart w:id="7" w:name="_Toc224564575"/>
+      <w:r>
+        <w:t>Sélection unique</w:t>
+      </w:r>
+      <w:bookmarkEnd w:id="7"/>
+    </w:p>
+    <w:p/>
+    <w:p>
+      <w:pPr>
+        <w:pStyle w:val="Paragraphedeliste"/>
+        <w:numPr>
+          <w:ilvl w:val="0"/>
+          <w:numId w:val="4"/>
+        </w:numPr>
+      </w:pPr>
+      <w:r>
+        <w:t>Sélection unique, on ne sélectionne qu’un seul tronçon avec l’outil de sélection de QGIS</w:t>
+      </w:r>
+    </w:p>
+    <w:p>
+      <w:pPr>
+        <w:pStyle w:val="Paragraphedeliste"/>
+        <w:ind w:left="936"/>
+      </w:pPr>
+    </w:p>
+    <w:p>
+      <w:pPr>
+        <w:ind w:left="576"/>
+      </w:pPr>
+      <w:r>
+        <w:rPr>
+          <w:noProof/>
+        </w:rPr>
+        <w:drawing>
+          <wp:inline distT="0" distB="0" distL="0" distR="0" wp14:anchorId="40F6F312" wp14:editId="23F3ACB4">
+            <wp:extent cx="3776663" cy="1449229"/>
+            <wp:effectExtent l="0" t="0" r="0" b="0"/>
+            <wp:docPr id="24" name="Image 24"/>
             <wp:cNvGraphicFramePr>
               <a:graphicFrameLocks xmlns:a="http://schemas.openxmlformats.org/drawingml/2006/main" noChangeAspect="1"/>
             </wp:cNvGraphicFramePr>
@@ -3662,95 +3796,6 @@
                   <pic:spPr>
                     <a:xfrm>
                       <a:off x="0" y="0"/>
-                      <a:ext cx="1102014" cy="1685863"/>
-                    </a:xfrm>
-                    <a:prstGeom prst="rect">
-                      <a:avLst/>
-                    </a:prstGeom>
-                  </pic:spPr>
-                </pic:pic>
-              </a:graphicData>
-            </a:graphic>
-          </wp:inline>
-        </w:drawing>
-      </w:r>
-      <w:r>
-        <w:tab/>
-      </w:r>
-    </w:p>
-    <w:p>
-      <w:pPr>
-        <w:pStyle w:val="Titre1"/>
-      </w:pPr>
-      <w:bookmarkStart w:id="6" w:name="_Toc219103725"/>
-      <w:r>
-        <w:lastRenderedPageBreak/>
-        <w:t>Mode de sélection</w:t>
-      </w:r>
-      <w:bookmarkEnd w:id="6"/>
-    </w:p>
-    <w:p/>
-    <w:p>
-      <w:pPr>
-        <w:pStyle w:val="Titre2"/>
-      </w:pPr>
-      <w:bookmarkStart w:id="7" w:name="_Toc219103726"/>
-      <w:r>
-        <w:t>Sélection unique</w:t>
-      </w:r>
-      <w:bookmarkEnd w:id="7"/>
-    </w:p>
-    <w:p/>
-    <w:p>
-      <w:pPr>
-        <w:pStyle w:val="Paragraphedeliste"/>
-        <w:numPr>
-          <w:ilvl w:val="0"/>
-          <w:numId w:val="4"/>
-        </w:numPr>
-      </w:pPr>
-      <w:r>
-        <w:t>Sélection unique, on ne sélectionne qu’un seul tronçon avec l’outil de sélection de QGIS</w:t>
-      </w:r>
-    </w:p>
-    <w:p>
-      <w:pPr>
-        <w:pStyle w:val="Paragraphedeliste"/>
-        <w:ind w:left="936"/>
-      </w:pPr>
-    </w:p>
-    <w:p>
-      <w:pPr>
-        <w:ind w:left="576"/>
-      </w:pPr>
-      <w:r>
-        <w:rPr>
-          <w:noProof/>
-        </w:rPr>
-        <w:drawing>
-          <wp:inline distT="0" distB="0" distL="0" distR="0" wp14:anchorId="40F6F312" wp14:editId="23F3ACB4">
-            <wp:extent cx="3776663" cy="1449229"/>
-            <wp:effectExtent l="0" t="0" r="0" b="0"/>
-            <wp:docPr id="24" name="Image 24"/>
-            <wp:cNvGraphicFramePr>
-              <a:graphicFrameLocks xmlns:a="http://schemas.openxmlformats.org/drawingml/2006/main" noChangeAspect="1"/>
-            </wp:cNvGraphicFramePr>
-            <a:graphic xmlns:a="http://schemas.openxmlformats.org/drawingml/2006/main">
-              <a:graphicData uri="http://schemas.openxmlformats.org/drawingml/2006/picture">
-                <pic:pic xmlns:pic="http://schemas.openxmlformats.org/drawingml/2006/picture">
-                  <pic:nvPicPr>
-                    <pic:cNvPr id="1" name=""/>
-                    <pic:cNvPicPr/>
-                  </pic:nvPicPr>
-                  <pic:blipFill>
-                    <a:blip r:embed="rId21"/>
-                    <a:stretch>
-                      <a:fillRect/>
-                    </a:stretch>
-                  </pic:blipFill>
-                  <pic:spPr>
-                    <a:xfrm>
-                      <a:off x="0" y="0"/>
                       <a:ext cx="3829367" cy="1469453"/>
                     </a:xfrm>
                     <a:prstGeom prst="rect">
@@ -3807,7 +3852,7 @@
       <w:pPr>
         <w:pStyle w:val="Titre2"/>
       </w:pPr>
-      <w:bookmarkStart w:id="8" w:name="_Toc219103727"/>
+      <w:bookmarkStart w:id="8" w:name="_Toc224564576"/>
       <w:r>
         <w:t>Sélection multiple</w:t>
       </w:r>
@@ -3899,7 +3944,7 @@
                     <pic:cNvPicPr/>
                   </pic:nvPicPr>
                   <pic:blipFill>
-                    <a:blip r:embed="rId18"/>
+                    <a:blip r:embed="rId17"/>
                     <a:stretch>
                       <a:fillRect/>
                     </a:stretch>
@@ -4049,7 +4094,7 @@
                     <pic:cNvPicPr/>
                   </pic:nvPicPr>
                   <pic:blipFill>
-                    <a:blip r:embed="rId22"/>
+                    <a:blip r:embed="rId21"/>
                     <a:stretch>
                       <a:fillRect/>
                     </a:stretch>
@@ -4112,7 +4157,7 @@
       <w:bookmarkStart w:id="13" w:name="_Toc223425647"/>
       <w:bookmarkStart w:id="14" w:name="_Toc223756092"/>
       <w:bookmarkStart w:id="15" w:name="_Toc215049623"/>
-      <w:bookmarkStart w:id="16" w:name="_Toc219103728"/>
+      <w:bookmarkStart w:id="16" w:name="_Toc224564577"/>
       <w:bookmarkEnd w:id="9"/>
       <w:bookmarkEnd w:id="10"/>
       <w:bookmarkEnd w:id="11"/>
@@ -4146,6 +4191,9 @@
         <w:ind w:firstLine="708"/>
       </w:pPr>
       <w:r>
+        <w:rPr>
+          <w:noProof/>
+        </w:rPr>
         <w:drawing>
           <wp:inline distT="0" distB="0" distL="0" distR="0" wp14:anchorId="3729714C" wp14:editId="67B76C97">
             <wp:extent cx="3019425" cy="1158652"/>
@@ -4162,7 +4210,7 @@
                     <pic:cNvPicPr/>
                   </pic:nvPicPr>
                   <pic:blipFill>
-                    <a:blip r:embed="rId23"/>
+                    <a:blip r:embed="rId22"/>
                     <a:stretch>
                       <a:fillRect/>
                     </a:stretch>
@@ -4284,7 +4332,7 @@
                                           <pic:cNvPicPr/>
                                         </pic:nvPicPr>
                                         <pic:blipFill>
-                                          <a:blip r:embed="rId24"/>
+                                          <a:blip r:embed="rId23"/>
                                           <a:stretch>
                                             <a:fillRect/>
                                           </a:stretch>
@@ -4335,7 +4383,7 @@
           </mc:Choice>
           <mc:Fallback>
             <w:pict>
-              <v:roundrect w14:anchorId="707960A0" id="Forme automatique 2" o:spid="_x0000_s1027" style="position:absolute;left:0;text-align:left;margin-left:177.5pt;margin-top:24.65pt;width:90.55pt;height:358.1pt;rotation:90;z-index:251664384;visibility:visible;mso-wrap-style:square;mso-width-percent:0;mso-height-percent:0;mso-wrap-distance-left:10.8pt;mso-wrap-distance-top:7.2pt;mso-wrap-distance-right:10.8pt;mso-wrap-distance-bottom:7.2pt;mso-position-horizontal:absolute;mso-position-horizontal-relative:margin;mso-position-vertical:absolute;mso-position-vertical-relative:margin;mso-width-percent:0;mso-height-percent:0;mso-width-relative:margin;mso-height-relative:margin;v-text-anchor:middle" arcsize="8541f" o:gfxdata="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" o:allowincell="f" fillcolor="#da4232" stroked="f">
+              <v:roundrect w14:anchorId="707960A0" id="Forme automatique 2" o:spid="_x0000_s1027" style="position:absolute;left:0;text-align:left;margin-left:177.5pt;margin-top:24.65pt;width:90.55pt;height:358.1pt;rotation:90;z-index:251664384;visibility:visible;mso-wrap-style:square;mso-width-percent:0;mso-height-percent:0;mso-wrap-distance-left:10.8pt;mso-wrap-distance-top:7.2pt;mso-wrap-distance-right:10.8pt;mso-wrap-distance-bottom:7.2pt;mso-position-horizontal:absolute;mso-position-horizontal-relative:margin;mso-position-vertical:absolute;mso-position-vertical-relative:margin;mso-width-percent:0;mso-height-percent:0;mso-width-relative:margin;mso-height-relative:margin;v-text-anchor:middle" arcsize="8541f" o:gfxdata="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" o:allowincell="f" fillcolor="#da4232" stroked="f">
                 <v:textbox>
                   <w:txbxContent>
                     <w:p>
@@ -4381,7 +4429,7 @@
                                     <pic:cNvPicPr/>
                                   </pic:nvPicPr>
                                   <pic:blipFill>
-                                    <a:blip r:embed="rId24"/>
+                                    <a:blip r:embed="rId23"/>
                                     <a:stretch>
                                       <a:fillRect/>
                                     </a:stretch>
@@ -4474,7 +4522,7 @@
                     <pic:cNvPicPr/>
                   </pic:nvPicPr>
                   <pic:blipFill>
-                    <a:blip r:embed="rId25"/>
+                    <a:blip r:embed="rId24"/>
                     <a:stretch>
                       <a:fillRect/>
                     </a:stretch>
@@ -4521,7 +4569,7 @@
                     <pic:cNvPicPr/>
                   </pic:nvPicPr>
                   <pic:blipFill>
-                    <a:blip r:embed="rId26"/>
+                    <a:blip r:embed="rId25"/>
                     <a:stretch>
                       <a:fillRect/>
                     </a:stretch>
@@ -4575,7 +4623,7 @@
       <w:pPr>
         <w:pStyle w:val="Titre1"/>
       </w:pPr>
-      <w:bookmarkStart w:id="17" w:name="_Toc219103729"/>
+      <w:bookmarkStart w:id="17" w:name="_Toc224564578"/>
       <w:r>
         <w:t>Extra</w:t>
       </w:r>
@@ -4593,7 +4641,7 @@
         <w:ind w:firstLine="576"/>
       </w:pPr>
       <w:bookmarkStart w:id="18" w:name="_Toc182399295"/>
-      <w:bookmarkStart w:id="19" w:name="_Toc219103730"/>
+      <w:bookmarkStart w:id="19" w:name="_Toc224564579"/>
       <w:r>
         <w:t>A propos</w:t>
       </w:r>
@@ -4632,7 +4680,7 @@
                     <pic:cNvPicPr/>
                   </pic:nvPicPr>
                   <pic:blipFill>
-                    <a:blip r:embed="rId27">
+                    <a:blip r:embed="rId26">
                       <a:extLst>
                         <a:ext uri="{28A0092B-C50C-407E-A947-70E740481C1C}">
                           <a14:useLocalDpi xmlns:a14="http://schemas.microsoft.com/office/drawing/2010/main" val="0"/>
@@ -4691,6 +4739,9 @@
         <w:ind w:left="708" w:firstLine="708"/>
       </w:pPr>
       <w:r>
+        <w:rPr>
+          <w:noProof/>
+        </w:rPr>
         <w:drawing>
           <wp:inline distT="0" distB="0" distL="0" distR="0" wp14:anchorId="7658C77C" wp14:editId="367767FA">
             <wp:extent cx="1709738" cy="2494823"/>
@@ -4707,7 +4758,7 @@
                     <pic:cNvPicPr/>
                   </pic:nvPicPr>
                   <pic:blipFill>
-                    <a:blip r:embed="rId28"/>
+                    <a:blip r:embed="rId27"/>
                     <a:stretch>
                       <a:fillRect/>
                     </a:stretch>
@@ -4760,7 +4811,7 @@
       <w:pPr>
         <w:pStyle w:val="Titre1"/>
       </w:pPr>
-      <w:bookmarkStart w:id="20" w:name="_Toc219103731"/>
+      <w:bookmarkStart w:id="20" w:name="_Toc224564580"/>
       <w:r>
         <w:t>Annexes</w:t>
       </w:r>
@@ -4771,7 +4822,7 @@
       <w:pPr>
         <w:pStyle w:val="Titre2"/>
       </w:pPr>
-      <w:bookmarkStart w:id="21" w:name="_Toc219103732"/>
+      <w:bookmarkStart w:id="21" w:name="_Toc224564581"/>
       <w:r>
         <w:t xml:space="preserve">Installation du package </w:t>
       </w:r>
@@ -4821,7 +4872,7 @@
                     <pic:cNvPicPr/>
                   </pic:nvPicPr>
                   <pic:blipFill>
-                    <a:blip r:embed="rId29">
+                    <a:blip r:embed="rId28">
                       <a:extLst>
                         <a:ext uri="{28A0092B-C50C-407E-A947-70E740481C1C}">
                           <a14:useLocalDpi xmlns:a14="http://schemas.microsoft.com/office/drawing/2010/main" val="0"/>
@@ -4908,7 +4959,7 @@
                     <pic:cNvPicPr/>
                   </pic:nvPicPr>
                   <pic:blipFill>
-                    <a:blip r:embed="rId30">
+                    <a:blip r:embed="rId29">
                       <a:extLst>
                         <a:ext uri="{28A0092B-C50C-407E-A947-70E740481C1C}">
                           <a14:useLocalDpi xmlns:a14="http://schemas.microsoft.com/office/drawing/2010/main" val="0"/>
@@ -4946,8 +4997,8 @@
     <w:p/>
     <w:p/>
     <w:sectPr>
-      <w:footerReference w:type="default" r:id="rId31"/>
-      <w:footerReference w:type="first" r:id="rId32"/>
+      <w:footerReference w:type="default" r:id="rId30"/>
+      <w:footerReference w:type="first" r:id="rId31"/>
       <w:pgSz w:w="11906" w:h="16838" w:code="9"/>
       <w:pgMar w:top="851" w:right="924" w:bottom="1616" w:left="1134" w:header="709" w:footer="607" w:gutter="0"/>
       <w:cols w:space="708"/>
@@ -4958,7 +5009,7 @@
 </file>
 
 <file path=word/endnotes.xml><?xml version="1.0" encoding="utf-8"?>
-<w:endnotes xmlns:wpc="http://schemas.microsoft.com/office/word/2010/wordprocessingCanvas" xmlns:cx="http://schemas.microsoft.com/office/drawing/2014/chartex" xmlns:cx1="http://schemas.microsoft.com/office/drawing/2015/9/8/chartex" xmlns:cx2="http://schemas.microsoft.com/office/drawing/2015/10/21/chartex" xmlns:cx3="http://schemas.microsoft.com/office/drawing/2016/5/9/chartex" xmlns:cx4="http://schemas.microsoft.com/office/drawing/2016/5/10/chartex" xmlns:cx5="http://schemas.microsoft.com/office/drawing/2016/5/11/chartex" xmlns:cx6="http://schemas.microsoft.com/office/drawing/2016/5/12/chartex" xmlns:cx7="http://schemas.microsoft.com/office/drawing/2016/5/13/chartex" xmlns:cx8="http://schemas.microsoft.com/office/drawing/2016/5/14/chartex" xmlns:mc="http://schemas.openxmlformats.org/markup-compatibility/2006" xmlns:aink="http://schemas.microsoft.com/office/drawing/2016/ink" xmlns:am3d="http://schemas.microsoft.com/office/drawing/2017/model3d" xmlns:o="urn:schemas-microsoft-com:office:office" xmlns:r="http://schemas.openxmlformats.org/officeDocument/2006/relationships" xmlns:m="http://schemas.openxmlformats.org/officeDocument/2006/math" xmlns:v="urn:schemas-microsoft-com:vml" xmlns:wp14="http://schemas.microsoft.com/office/word/2010/wordprocessingDrawing" xmlns:wp="http://schemas.openxmlformats.org/drawingml/2006/wordprocessingDrawing" xmlns:w10="urn:schemas-microsoft-com:office:word" xmlns:w="http://schemas.openxmlformats.org/wordprocessingml/2006/main" xmlns:w14="http://schemas.microsoft.com/office/word/2010/wordml" xmlns:w15="http://schemas.microsoft.com/office/word/2012/wordml" xmlns:w16cex="http://schemas.microsoft.com/office/word/2018/wordml/cex" xmlns:w16cid="http://schemas.microsoft.com/office/word/2016/wordml/cid" xmlns:w16="http://schemas.microsoft.com/office/word/2018/wordml" xmlns:w16sdtdh="http://schemas.microsoft.com/office/word/2020/wordml/sdtdatahash" xmlns:w16se="http://schemas.microsoft.com/office/word/2015/wordml/symex" xmlns:wpg="http://schemas.microsoft.com/office/word/2010/wordprocessingGroup" xmlns:wpi="http://schemas.microsoft.com/office/word/2010/wordprocessingInk" xmlns:wne="http://schemas.microsoft.com/office/word/2006/wordml" xmlns:wps="http://schemas.microsoft.com/office/word/2010/wordprocessingShape" mc:Ignorable="w14 w15 w16se w16cid w16 w16cex w16sdtdh wp14">
+<w:endnotes xmlns:wpc="http://schemas.microsoft.com/office/word/2010/wordprocessingCanvas" xmlns:cx="http://schemas.microsoft.com/office/drawing/2014/chartex" xmlns:cx1="http://schemas.microsoft.com/office/drawing/2015/9/8/chartex" xmlns:cx2="http://schemas.microsoft.com/office/drawing/2015/10/21/chartex" xmlns:cx3="http://schemas.microsoft.com/office/drawing/2016/5/9/chartex" xmlns:cx4="http://schemas.microsoft.com/office/drawing/2016/5/10/chartex" xmlns:cx5="http://schemas.microsoft.com/office/drawing/2016/5/11/chartex" xmlns:cx6="http://schemas.microsoft.com/office/drawing/2016/5/12/chartex" xmlns:cx7="http://schemas.microsoft.com/office/drawing/2016/5/13/chartex" xmlns:cx8="http://schemas.microsoft.com/office/drawing/2016/5/14/chartex" xmlns:mc="http://schemas.openxmlformats.org/markup-compatibility/2006" xmlns:aink="http://schemas.microsoft.com/office/drawing/2016/ink" xmlns:am3d="http://schemas.microsoft.com/office/drawing/2017/model3d" xmlns:o="urn:schemas-microsoft-com:office:office" xmlns:oel="http://schemas.microsoft.com/office/2019/extlst" xmlns:r="http://schemas.openxmlformats.org/officeDocument/2006/relationships" xmlns:m="http://schemas.openxmlformats.org/officeDocument/2006/math" xmlns:v="urn:schemas-microsoft-com:vml" xmlns:wp14="http://schemas.microsoft.com/office/word/2010/wordprocessingDrawing" xmlns:wp="http://schemas.openxmlformats.org/drawingml/2006/wordprocessingDrawing" xmlns:w10="urn:schemas-microsoft-com:office:word" xmlns:w="http://schemas.openxmlformats.org/wordprocessingml/2006/main" xmlns:w14="http://schemas.microsoft.com/office/word/2010/wordml" xmlns:w15="http://schemas.microsoft.com/office/word/2012/wordml" xmlns:w16cex="http://schemas.microsoft.com/office/word/2018/wordml/cex" xmlns:w16cid="http://schemas.microsoft.com/office/word/2016/wordml/cid" xmlns:w16="http://schemas.microsoft.com/office/word/2018/wordml" xmlns:w16du="http://schemas.microsoft.com/office/word/2023/wordml/word16du" xmlns:w16sdtdh="http://schemas.microsoft.com/office/word/2020/wordml/sdtdatahash" xmlns:w16sdtfl="http://schemas.microsoft.com/office/word/2024/wordml/sdtformatlock" xmlns:w16se="http://schemas.microsoft.com/office/word/2015/wordml/symex" xmlns:wpg="http://schemas.microsoft.com/office/word/2010/wordprocessingGroup" xmlns:wpi="http://schemas.microsoft.com/office/word/2010/wordprocessingInk" xmlns:wne="http://schemas.microsoft.com/office/word/2006/wordml" xmlns:wps="http://schemas.microsoft.com/office/word/2010/wordprocessingShape" mc:Ignorable="w14 w15 w16se w16cid w16 w16cex w16sdtdh w16sdtfl w16du wp14">
   <w:endnote w:type="separator" w:id="-1">
     <w:p>
       <w:r>
@@ -4977,7 +5028,7 @@
 </file>
 
 <file path=word/footer1.xml><?xml version="1.0" encoding="utf-8"?>
-<w:ftr xmlns:wpc="http://schemas.microsoft.com/office/word/2010/wordprocessingCanvas" xmlns:cx="http://schemas.microsoft.com/office/drawing/2014/chartex" xmlns:cx1="http://schemas.microsoft.com/office/drawing/2015/9/8/chartex" xmlns:cx2="http://schemas.microsoft.com/office/drawing/2015/10/21/chartex" xmlns:cx3="http://schemas.microsoft.com/office/drawing/2016/5/9/chartex" xmlns:cx4="http://schemas.microsoft.com/office/drawing/2016/5/10/chartex" xmlns:cx5="http://schemas.microsoft.com/office/drawing/2016/5/11/chartex" xmlns:cx6="http://schemas.microsoft.com/office/drawing/2016/5/12/chartex" xmlns:cx7="http://schemas.microsoft.com/office/drawing/2016/5/13/chartex" xmlns:cx8="http://schemas.microsoft.com/office/drawing/2016/5/14/chartex" xmlns:mc="http://schemas.openxmlformats.org/markup-compatibility/2006" xmlns:aink="http://schemas.microsoft.com/office/drawing/2016/ink" xmlns:am3d="http://schemas.microsoft.com/office/drawing/2017/model3d" xmlns:o="urn:schemas-microsoft-com:office:office" xmlns:r="http://schemas.openxmlformats.org/officeDocument/2006/relationships" xmlns:m="http://schemas.openxmlformats.org/officeDocument/2006/math" xmlns:v="urn:schemas-microsoft-com:vml" xmlns:wp14="http://schemas.microsoft.com/office/word/2010/wordprocessingDrawing" xmlns:wp="http://schemas.openxmlformats.org/drawingml/2006/wordprocessingDrawing" xmlns:w10="urn:schemas-microsoft-com:office:word" xmlns:w="http://schemas.openxmlformats.org/wordprocessingml/2006/main" xmlns:w14="http://schemas.microsoft.com/office/word/2010/wordml" xmlns:w15="http://schemas.microsoft.com/office/word/2012/wordml" xmlns:w16cex="http://schemas.microsoft.com/office/word/2018/wordml/cex" xmlns:w16cid="http://schemas.microsoft.com/office/word/2016/wordml/cid" xmlns:w16="http://schemas.microsoft.com/office/word/2018/wordml" xmlns:w16sdtdh="http://schemas.microsoft.com/office/word/2020/wordml/sdtdatahash" xmlns:w16se="http://schemas.microsoft.com/office/word/2015/wordml/symex" xmlns:wpg="http://schemas.microsoft.com/office/word/2010/wordprocessingGroup" xmlns:wpi="http://schemas.microsoft.com/office/word/2010/wordprocessingInk" xmlns:wne="http://schemas.microsoft.com/office/word/2006/wordml" xmlns:wps="http://schemas.microsoft.com/office/word/2010/wordprocessingShape" mc:Ignorable="w14 w15 w16se w16cid w16 w16cex w16sdtdh wp14">
+<w:ftr xmlns:wpc="http://schemas.microsoft.com/office/word/2010/wordprocessingCanvas" xmlns:cx="http://schemas.microsoft.com/office/drawing/2014/chartex" xmlns:cx1="http://schemas.microsoft.com/office/drawing/2015/9/8/chartex" xmlns:cx2="http://schemas.microsoft.com/office/drawing/2015/10/21/chartex" xmlns:cx3="http://schemas.microsoft.com/office/drawing/2016/5/9/chartex" xmlns:cx4="http://schemas.microsoft.com/office/drawing/2016/5/10/chartex" xmlns:cx5="http://schemas.microsoft.com/office/drawing/2016/5/11/chartex" xmlns:cx6="http://schemas.microsoft.com/office/drawing/2016/5/12/chartex" xmlns:cx7="http://schemas.microsoft.com/office/drawing/2016/5/13/chartex" xmlns:cx8="http://schemas.microsoft.com/office/drawing/2016/5/14/chartex" xmlns:mc="http://schemas.openxmlformats.org/markup-compatibility/2006" xmlns:aink="http://schemas.microsoft.com/office/drawing/2016/ink" xmlns:am3d="http://schemas.microsoft.com/office/drawing/2017/model3d" xmlns:o="urn:schemas-microsoft-com:office:office" xmlns:oel="http://schemas.microsoft.com/office/2019/extlst" xmlns:r="http://schemas.openxmlformats.org/officeDocument/2006/relationships" xmlns:m="http://schemas.openxmlformats.org/officeDocument/2006/math" xmlns:v="urn:schemas-microsoft-com:vml" xmlns:wp14="http://schemas.microsoft.com/office/word/2010/wordprocessingDrawing" xmlns:wp="http://schemas.openxmlformats.org/drawingml/2006/wordprocessingDrawing" xmlns:w10="urn:schemas-microsoft-com:office:word" xmlns:w="http://schemas.openxmlformats.org/wordprocessingml/2006/main" xmlns:w14="http://schemas.microsoft.com/office/word/2010/wordml" xmlns:w15="http://schemas.microsoft.com/office/word/2012/wordml" xmlns:w16cex="http://schemas.microsoft.com/office/word/2018/wordml/cex" xmlns:w16cid="http://schemas.microsoft.com/office/word/2016/wordml/cid" xmlns:w16="http://schemas.microsoft.com/office/word/2018/wordml" xmlns:w16du="http://schemas.microsoft.com/office/word/2023/wordml/word16du" xmlns:w16sdtdh="http://schemas.microsoft.com/office/word/2020/wordml/sdtdatahash" xmlns:w16sdtfl="http://schemas.microsoft.com/office/word/2024/wordml/sdtformatlock" xmlns:w16se="http://schemas.microsoft.com/office/word/2015/wordml/symex" xmlns:wpg="http://schemas.microsoft.com/office/word/2010/wordprocessingGroup" xmlns:wpi="http://schemas.microsoft.com/office/word/2010/wordprocessingInk" xmlns:wne="http://schemas.microsoft.com/office/word/2006/wordml" xmlns:wps="http://schemas.microsoft.com/office/word/2010/wordprocessingShape" mc:Ignorable="w14 w15 w16se w16cid w16 w16cex w16sdtdh w16sdtfl w16du wp14">
   <w:tbl>
     <w:tblPr>
       <w:tblW w:w="10228" w:type="dxa"/>
@@ -5181,14 +5232,13 @@
             <w:tag w:val="_DCDateCreated"/>
             <w:id w:val="317545533"/>
             <w:dataBinding w:prefixMappings="xmlns:ns0='http://schemas.microsoft.com/office/2006/metadata/properties' xmlns:ns1='http://www.w3.org/2001/XMLSchema-instance' xmlns:ns2='http://schemas.microsoft.com/office/infopath/2007/PartnerControls' xmlns:ns3='a1322699-2fbb-4cce-8aba-176c4fa97253' xmlns:ns4='http://schemas.microsoft.com/sharepoint/v3' xmlns:ns5='http://schemas.microsoft.com/sharepoint/v3/fields' xmlns:ns6='f0ff482e-aa3b-417e-9d65-5f4cb2656651' " w:xpath="/ns0:properties[1]/documentManagement[1]/ns5:_DCDateCreated[1]" w:storeItemID="{1159403A-C237-488E-8C5E-DABF9FCE7043}"/>
-            <w:date w:fullDate="2026-01-09T00:00:00Z">
+            <w:date w:fullDate="2026-03-16T00:00:00Z">
               <w:dateFormat w:val="dd/MM/yyyy"/>
               <w:lid w:val="fr-FR"/>
               <w:storeMappedDataAs w:val="dateTime"/>
               <w:calendar w:val="gregorian"/>
             </w:date>
           </w:sdtPr>
-          <w:sdtEndPr/>
           <w:sdtContent>
             <w:p>
               <w:pPr>
@@ -5215,7 +5265,17 @@
                   <w:sz w:val="16"/>
                   <w:szCs w:val="16"/>
                 </w:rPr>
-                <w:t>09/01/2026</w:t>
+                <w:t>16/03</w:t>
+              </w:r>
+              <w:r>
+                <w:rPr>
+                  <w:rFonts w:eastAsia="Calibri"/>
+                  <w:noProof/>
+                  <w:color w:val="002060"/>
+                  <w:sz w:val="16"/>
+                  <w:szCs w:val="16"/>
+                </w:rPr>
+                <w:t>/2026</w:t>
               </w:r>
             </w:p>
           </w:sdtContent>
@@ -5377,7 +5437,7 @@
 </file>
 
 <file path=word/footer2.xml><?xml version="1.0" encoding="utf-8"?>
-<w:ftr xmlns:wpc="http://schemas.microsoft.com/office/word/2010/wordprocessingCanvas" xmlns:cx="http://schemas.microsoft.com/office/drawing/2014/chartex" xmlns:cx1="http://schemas.microsoft.com/office/drawing/2015/9/8/chartex" xmlns:cx2="http://schemas.microsoft.com/office/drawing/2015/10/21/chartex" xmlns:cx3="http://schemas.microsoft.com/office/drawing/2016/5/9/chartex" xmlns:cx4="http://schemas.microsoft.com/office/drawing/2016/5/10/chartex" xmlns:cx5="http://schemas.microsoft.com/office/drawing/2016/5/11/chartex" xmlns:cx6="http://schemas.microsoft.com/office/drawing/2016/5/12/chartex" xmlns:cx7="http://schemas.microsoft.com/office/drawing/2016/5/13/chartex" xmlns:cx8="http://schemas.microsoft.com/office/drawing/2016/5/14/chartex" xmlns:mc="http://schemas.openxmlformats.org/markup-compatibility/2006" xmlns:aink="http://schemas.microsoft.com/office/drawing/2016/ink" xmlns:am3d="http://schemas.microsoft.com/office/drawing/2017/model3d" xmlns:o="urn:schemas-microsoft-com:office:office" xmlns:r="http://schemas.openxmlformats.org/officeDocument/2006/relationships" xmlns:m="http://schemas.openxmlformats.org/officeDocument/2006/math" xmlns:v="urn:schemas-microsoft-com:vml" xmlns:wp14="http://schemas.microsoft.com/office/word/2010/wordprocessingDrawing" xmlns:wp="http://schemas.openxmlformats.org/drawingml/2006/wordprocessingDrawing" xmlns:w10="urn:schemas-microsoft-com:office:word" xmlns:w="http://schemas.openxmlformats.org/wordprocessingml/2006/main" xmlns:w14="http://schemas.microsoft.com/office/word/2010/wordml" xmlns:w15="http://schemas.microsoft.com/office/word/2012/wordml" xmlns:w16cex="http://schemas.microsoft.com/office/word/2018/wordml/cex" xmlns:w16cid="http://schemas.microsoft.com/office/word/2016/wordml/cid" xmlns:w16="http://schemas.microsoft.com/office/word/2018/wordml" xmlns:w16sdtdh="http://schemas.microsoft.com/office/word/2020/wordml/sdtdatahash" xmlns:w16se="http://schemas.microsoft.com/office/word/2015/wordml/symex" xmlns:wpg="http://schemas.microsoft.com/office/word/2010/wordprocessingGroup" xmlns:wpi="http://schemas.microsoft.com/office/word/2010/wordprocessingInk" xmlns:wne="http://schemas.microsoft.com/office/word/2006/wordml" xmlns:wps="http://schemas.microsoft.com/office/word/2010/wordprocessingShape" mc:Ignorable="w14 w15 w16se w16cid w16 w16cex w16sdtdh wp14">
+<w:ftr xmlns:wpc="http://schemas.microsoft.com/office/word/2010/wordprocessingCanvas" xmlns:cx="http://schemas.microsoft.com/office/drawing/2014/chartex" xmlns:cx1="http://schemas.microsoft.com/office/drawing/2015/9/8/chartex" xmlns:cx2="http://schemas.microsoft.com/office/drawing/2015/10/21/chartex" xmlns:cx3="http://schemas.microsoft.com/office/drawing/2016/5/9/chartex" xmlns:cx4="http://schemas.microsoft.com/office/drawing/2016/5/10/chartex" xmlns:cx5="http://schemas.microsoft.com/office/drawing/2016/5/11/chartex" xmlns:cx6="http://schemas.microsoft.com/office/drawing/2016/5/12/chartex" xmlns:cx7="http://schemas.microsoft.com/office/drawing/2016/5/13/chartex" xmlns:cx8="http://schemas.microsoft.com/office/drawing/2016/5/14/chartex" xmlns:mc="http://schemas.openxmlformats.org/markup-compatibility/2006" xmlns:aink="http://schemas.microsoft.com/office/drawing/2016/ink" xmlns:am3d="http://schemas.microsoft.com/office/drawing/2017/model3d" xmlns:o="urn:schemas-microsoft-com:office:office" xmlns:oel="http://schemas.microsoft.com/office/2019/extlst" xmlns:r="http://schemas.openxmlformats.org/officeDocument/2006/relationships" xmlns:m="http://schemas.openxmlformats.org/officeDocument/2006/math" xmlns:v="urn:schemas-microsoft-com:vml" xmlns:wp14="http://schemas.microsoft.com/office/word/2010/wordprocessingDrawing" xmlns:wp="http://schemas.openxmlformats.org/drawingml/2006/wordprocessingDrawing" xmlns:w10="urn:schemas-microsoft-com:office:word" xmlns:w="http://schemas.openxmlformats.org/wordprocessingml/2006/main" xmlns:w14="http://schemas.microsoft.com/office/word/2010/wordml" xmlns:w15="http://schemas.microsoft.com/office/word/2012/wordml" xmlns:w16cex="http://schemas.microsoft.com/office/word/2018/wordml/cex" xmlns:w16cid="http://schemas.microsoft.com/office/word/2016/wordml/cid" xmlns:w16="http://schemas.microsoft.com/office/word/2018/wordml" xmlns:w16du="http://schemas.microsoft.com/office/word/2023/wordml/word16du" xmlns:w16sdtdh="http://schemas.microsoft.com/office/word/2020/wordml/sdtdatahash" xmlns:w16sdtfl="http://schemas.microsoft.com/office/word/2024/wordml/sdtformatlock" xmlns:w16se="http://schemas.microsoft.com/office/word/2015/wordml/symex" xmlns:wpg="http://schemas.microsoft.com/office/word/2010/wordprocessingGroup" xmlns:wpi="http://schemas.microsoft.com/office/word/2010/wordprocessingInk" xmlns:wne="http://schemas.microsoft.com/office/word/2006/wordml" xmlns:wps="http://schemas.microsoft.com/office/word/2010/wordprocessingShape" mc:Ignorable="w14 w15 w16se w16cid w16 w16cex w16sdtdh w16sdtfl w16du wp14">
   <w:p>
     <w:pPr>
       <w:pStyle w:val="Pieddepage"/>
@@ -5425,7 +5485,7 @@
 </file>
 
 <file path=word/footnotes.xml><?xml version="1.0" encoding="utf-8"?>
-<w:footnotes xmlns:wpc="http://schemas.microsoft.com/office/word/2010/wordprocessingCanvas" xmlns:cx="http://schemas.microsoft.com/office/drawing/2014/chartex" xmlns:cx1="http://schemas.microsoft.com/office/drawing/2015/9/8/chartex" xmlns:cx2="http://schemas.microsoft.com/office/drawing/2015/10/21/chartex" xmlns:cx3="http://schemas.microsoft.com/office/drawing/2016/5/9/chartex" xmlns:cx4="http://schemas.microsoft.com/office/drawing/2016/5/10/chartex" xmlns:cx5="http://schemas.microsoft.com/office/drawing/2016/5/11/chartex" xmlns:cx6="http://schemas.microsoft.com/office/drawing/2016/5/12/chartex" xmlns:cx7="http://schemas.microsoft.com/office/drawing/2016/5/13/chartex" xmlns:cx8="http://schemas.microsoft.com/office/drawing/2016/5/14/chartex" xmlns:mc="http://schemas.openxmlformats.org/markup-compatibility/2006" xmlns:aink="http://schemas.microsoft.com/office/drawing/2016/ink" xmlns:am3d="http://schemas.microsoft.com/office/drawing/2017/model3d" xmlns:o="urn:schemas-microsoft-com:office:office" xmlns:r="http://schemas.openxmlformats.org/officeDocument/2006/relationships" xmlns:m="http://schemas.openxmlformats.org/officeDocument/2006/math" xmlns:v="urn:schemas-microsoft-com:vml" xmlns:wp14="http://schemas.microsoft.com/office/word/2010/wordprocessingDrawing" xmlns:wp="http://schemas.openxmlformats.org/drawingml/2006/wordprocessingDrawing" xmlns:w10="urn:schemas-microsoft-com:office:word" xmlns:w="http://schemas.openxmlformats.org/wordprocessingml/2006/main" xmlns:w14="http://schemas.microsoft.com/office/word/2010/wordml" xmlns:w15="http://schemas.microsoft.com/office/word/2012/wordml" xmlns:w16cex="http://schemas.microsoft.com/office/word/2018/wordml/cex" xmlns:w16cid="http://schemas.microsoft.com/office/word/2016/wordml/cid" xmlns:w16="http://schemas.microsoft.com/office/word/2018/wordml" xmlns:w16sdtdh="http://schemas.microsoft.com/office/word/2020/wordml/sdtdatahash" xmlns:w16se="http://schemas.microsoft.com/office/word/2015/wordml/symex" xmlns:wpg="http://schemas.microsoft.com/office/word/2010/wordprocessingGroup" xmlns:wpi="http://schemas.microsoft.com/office/word/2010/wordprocessingInk" xmlns:wne="http://schemas.microsoft.com/office/word/2006/wordml" xmlns:wps="http://schemas.microsoft.com/office/word/2010/wordprocessingShape" mc:Ignorable="w14 w15 w16se w16cid w16 w16cex w16sdtdh wp14">
+<w:footnotes xmlns:wpc="http://schemas.microsoft.com/office/word/2010/wordprocessingCanvas" xmlns:cx="http://schemas.microsoft.com/office/drawing/2014/chartex" xmlns:cx1="http://schemas.microsoft.com/office/drawing/2015/9/8/chartex" xmlns:cx2="http://schemas.microsoft.com/office/drawing/2015/10/21/chartex" xmlns:cx3="http://schemas.microsoft.com/office/drawing/2016/5/9/chartex" xmlns:cx4="http://schemas.microsoft.com/office/drawing/2016/5/10/chartex" xmlns:cx5="http://schemas.microsoft.com/office/drawing/2016/5/11/chartex" xmlns:cx6="http://schemas.microsoft.com/office/drawing/2016/5/12/chartex" xmlns:cx7="http://schemas.microsoft.com/office/drawing/2016/5/13/chartex" xmlns:cx8="http://schemas.microsoft.com/office/drawing/2016/5/14/chartex" xmlns:mc="http://schemas.openxmlformats.org/markup-compatibility/2006" xmlns:aink="http://schemas.microsoft.com/office/drawing/2016/ink" xmlns:am3d="http://schemas.microsoft.com/office/drawing/2017/model3d" xmlns:o="urn:schemas-microsoft-com:office:office" xmlns:oel="http://schemas.microsoft.com/office/2019/extlst" xmlns:r="http://schemas.openxmlformats.org/officeDocument/2006/relationships" xmlns:m="http://schemas.openxmlformats.org/officeDocument/2006/math" xmlns:v="urn:schemas-microsoft-com:vml" xmlns:wp14="http://schemas.microsoft.com/office/word/2010/wordprocessingDrawing" xmlns:wp="http://schemas.openxmlformats.org/drawingml/2006/wordprocessingDrawing" xmlns:w10="urn:schemas-microsoft-com:office:word" xmlns:w="http://schemas.openxmlformats.org/wordprocessingml/2006/main" xmlns:w14="http://schemas.microsoft.com/office/word/2010/wordml" xmlns:w15="http://schemas.microsoft.com/office/word/2012/wordml" xmlns:w16cex="http://schemas.microsoft.com/office/word/2018/wordml/cex" xmlns:w16cid="http://schemas.microsoft.com/office/word/2016/wordml/cid" xmlns:w16="http://schemas.microsoft.com/office/word/2018/wordml" xmlns:w16du="http://schemas.microsoft.com/office/word/2023/wordml/word16du" xmlns:w16sdtdh="http://schemas.microsoft.com/office/word/2020/wordml/sdtdatahash" xmlns:w16sdtfl="http://schemas.microsoft.com/office/word/2024/wordml/sdtformatlock" xmlns:w16se="http://schemas.microsoft.com/office/word/2015/wordml/symex" xmlns:wpg="http://schemas.microsoft.com/office/word/2010/wordprocessingGroup" xmlns:wpi="http://schemas.microsoft.com/office/word/2010/wordprocessingInk" xmlns:wne="http://schemas.microsoft.com/office/word/2006/wordml" xmlns:wps="http://schemas.microsoft.com/office/word/2010/wordprocessingShape" mc:Ignorable="w14 w15 w16se w16cid w16 w16cex w16sdtdh w16sdtfl w16du wp14">
   <w:footnote w:type="separator" w:id="-1">
     <w:p>
       <w:r>
@@ -5444,7 +5504,7 @@
 </file>
 
 <file path=word/numbering.xml><?xml version="1.0" encoding="utf-8"?>
-<w:numbering xmlns:wpc="http://schemas.microsoft.com/office/word/2010/wordprocessingCanvas" xmlns:cx="http://schemas.microsoft.com/office/drawing/2014/chartex" xmlns:cx1="http://schemas.microsoft.com/office/drawing/2015/9/8/chartex" xmlns:cx2="http://schemas.microsoft.com/office/drawing/2015/10/21/chartex" xmlns:cx3="http://schemas.microsoft.com/office/drawing/2016/5/9/chartex" xmlns:cx4="http://schemas.microsoft.com/office/drawing/2016/5/10/chartex" xmlns:cx5="http://schemas.microsoft.com/office/drawing/2016/5/11/chartex" xmlns:cx6="http://schemas.microsoft.com/office/drawing/2016/5/12/chartex" xmlns:cx7="http://schemas.microsoft.com/office/drawing/2016/5/13/chartex" xmlns:cx8="http://schemas.microsoft.com/office/drawing/2016/5/14/chartex" xmlns:mc="http://schemas.openxmlformats.org/markup-compatibility/2006" xmlns:aink="http://schemas.microsoft.com/office/drawing/2016/ink" xmlns:am3d="http://schemas.microsoft.com/office/drawing/2017/model3d" xmlns:o="urn:schemas-microsoft-com:office:office" xmlns:r="http://schemas.openxmlformats.org/officeDocument/2006/relationships" xmlns:m="http://schemas.openxmlformats.org/officeDocument/2006/math" xmlns:v="urn:schemas-microsoft-com:vml" xmlns:wp14="http://schemas.microsoft.com/office/word/2010/wordprocessingDrawing" xmlns:wp="http://schemas.openxmlformats.org/drawingml/2006/wordprocessingDrawing" xmlns:w10="urn:schemas-microsoft-com:office:word" xmlns:w="http://schemas.openxmlformats.org/wordprocessingml/2006/main" xmlns:w14="http://schemas.microsoft.com/office/word/2010/wordml" xmlns:w15="http://schemas.microsoft.com/office/word/2012/wordml" xmlns:w16cex="http://schemas.microsoft.com/office/word/2018/wordml/cex" xmlns:w16cid="http://schemas.microsoft.com/office/word/2016/wordml/cid" xmlns:w16="http://schemas.microsoft.com/office/word/2018/wordml" xmlns:w16sdtdh="http://schemas.microsoft.com/office/word/2020/wordml/sdtdatahash" xmlns:w16se="http://schemas.microsoft.com/office/word/2015/wordml/symex" xmlns:wpg="http://schemas.microsoft.com/office/word/2010/wordprocessingGroup" xmlns:wpi="http://schemas.microsoft.com/office/word/2010/wordprocessingInk" xmlns:wne="http://schemas.microsoft.com/office/word/2006/wordml" xmlns:wps="http://schemas.microsoft.com/office/word/2010/wordprocessingShape" mc:Ignorable="w14 w15 w16se w16cid w16 w16cex w16sdtdh wp14">
+<w:numbering xmlns:wpc="http://schemas.microsoft.com/office/word/2010/wordprocessingCanvas" xmlns:cx="http://schemas.microsoft.com/office/drawing/2014/chartex" xmlns:cx1="http://schemas.microsoft.com/office/drawing/2015/9/8/chartex" xmlns:cx2="http://schemas.microsoft.com/office/drawing/2015/10/21/chartex" xmlns:cx3="http://schemas.microsoft.com/office/drawing/2016/5/9/chartex" xmlns:cx4="http://schemas.microsoft.com/office/drawing/2016/5/10/chartex" xmlns:cx5="http://schemas.microsoft.com/office/drawing/2016/5/11/chartex" xmlns:cx6="http://schemas.microsoft.com/office/drawing/2016/5/12/chartex" xmlns:cx7="http://schemas.microsoft.com/office/drawing/2016/5/13/chartex" xmlns:cx8="http://schemas.microsoft.com/office/drawing/2016/5/14/chartex" xmlns:mc="http://schemas.openxmlformats.org/markup-compatibility/2006" xmlns:aink="http://schemas.microsoft.com/office/drawing/2016/ink" xmlns:am3d="http://schemas.microsoft.com/office/drawing/2017/model3d" xmlns:o="urn:schemas-microsoft-com:office:office" xmlns:oel="http://schemas.microsoft.com/office/2019/extlst" xmlns:r="http://schemas.openxmlformats.org/officeDocument/2006/relationships" xmlns:m="http://schemas.openxmlformats.org/officeDocument/2006/math" xmlns:v="urn:schemas-microsoft-com:vml" xmlns:wp14="http://schemas.microsoft.com/office/word/2010/wordprocessingDrawing" xmlns:wp="http://schemas.openxmlformats.org/drawingml/2006/wordprocessingDrawing" xmlns:w10="urn:schemas-microsoft-com:office:word" xmlns:w="http://schemas.openxmlformats.org/wordprocessingml/2006/main" xmlns:w14="http://schemas.microsoft.com/office/word/2010/wordml" xmlns:w15="http://schemas.microsoft.com/office/word/2012/wordml" xmlns:w16cex="http://schemas.microsoft.com/office/word/2018/wordml/cex" xmlns:w16cid="http://schemas.microsoft.com/office/word/2016/wordml/cid" xmlns:w16="http://schemas.microsoft.com/office/word/2018/wordml" xmlns:w16du="http://schemas.microsoft.com/office/word/2023/wordml/word16du" xmlns:w16sdtdh="http://schemas.microsoft.com/office/word/2020/wordml/sdtdatahash" xmlns:w16sdtfl="http://schemas.microsoft.com/office/word/2024/wordml/sdtformatlock" xmlns:w16se="http://schemas.microsoft.com/office/word/2015/wordml/symex" xmlns:wpg="http://schemas.microsoft.com/office/word/2010/wordprocessingGroup" xmlns:wpi="http://schemas.microsoft.com/office/word/2010/wordprocessingInk" xmlns:wne="http://schemas.microsoft.com/office/word/2006/wordml" xmlns:wps="http://schemas.microsoft.com/office/word/2010/wordprocessingShape" mc:Ignorable="w14 w15 w16se w16cid w16 w16cex w16sdtdh w16sdtfl w16du wp14">
   <w:abstractNum w:abstractNumId="0" w15:restartNumberingAfterBreak="0">
     <w:nsid w:val="243A023D"/>
     <w:multiLevelType w:val="hybridMultilevel"/>
@@ -6149,19 +6209,19 @@
       </w:rPr>
     </w:lvl>
   </w:abstractNum>
-  <w:num w:numId="1">
+  <w:num w:numId="1" w16cid:durableId="2071027320">
     <w:abstractNumId w:val="4"/>
   </w:num>
-  <w:num w:numId="2">
+  <w:num w:numId="2" w16cid:durableId="112747698">
     <w:abstractNumId w:val="2"/>
   </w:num>
-  <w:num w:numId="3">
+  <w:num w:numId="3" w16cid:durableId="954747994">
     <w:abstractNumId w:val="1"/>
   </w:num>
-  <w:num w:numId="4">
+  <w:num w:numId="4" w16cid:durableId="1827477547">
     <w:abstractNumId w:val="3"/>
   </w:num>
-  <w:num w:numId="5">
+  <w:num w:numId="5" w16cid:durableId="1606767619">
     <w:abstractNumId w:val="0"/>
   </w:num>
   <w:numIdMacAtCleanup w:val="5"/>
@@ -6169,7 +6229,7 @@
 </file>
 
 <file path=word/styles.xml><?xml version="1.0" encoding="utf-8"?>
-<w:styles xmlns:mc="http://schemas.openxmlformats.org/markup-compatibility/2006" xmlns:r="http://schemas.openxmlformats.org/officeDocument/2006/relationships" xmlns:w="http://schemas.openxmlformats.org/wordprocessingml/2006/main" xmlns:w14="http://schemas.microsoft.com/office/word/2010/wordml" xmlns:w15="http://schemas.microsoft.com/office/word/2012/wordml" xmlns:w16cex="http://schemas.microsoft.com/office/word/2018/wordml/cex" xmlns:w16cid="http://schemas.microsoft.com/office/word/2016/wordml/cid" xmlns:w16="http://schemas.microsoft.com/office/word/2018/wordml" xmlns:w16sdtdh="http://schemas.microsoft.com/office/word/2020/wordml/sdtdatahash" xmlns:w16se="http://schemas.microsoft.com/office/word/2015/wordml/symex" mc:Ignorable="w14 w15 w16se w16cid w16 w16cex w16sdtdh">
+<w:styles xmlns:mc="http://schemas.openxmlformats.org/markup-compatibility/2006" xmlns:r="http://schemas.openxmlformats.org/officeDocument/2006/relationships" xmlns:w="http://schemas.openxmlformats.org/wordprocessingml/2006/main" xmlns:w14="http://schemas.microsoft.com/office/word/2010/wordml" xmlns:w15="http://schemas.microsoft.com/office/word/2012/wordml" xmlns:w16cex="http://schemas.microsoft.com/office/word/2018/wordml/cex" xmlns:w16cid="http://schemas.microsoft.com/office/word/2016/wordml/cid" xmlns:w16="http://schemas.microsoft.com/office/word/2018/wordml" xmlns:w16du="http://schemas.microsoft.com/office/word/2023/wordml/word16du" xmlns:w16sdtdh="http://schemas.microsoft.com/office/word/2020/wordml/sdtdatahash" xmlns:w16sdtfl="http://schemas.microsoft.com/office/word/2024/wordml/sdtformatlock" xmlns:w16se="http://schemas.microsoft.com/office/word/2015/wordml/symex" mc:Ignorable="w14 w15 w16se w16cid w16 w16cex w16sdtdh w16sdtfl w16du">
   <w:docDefaults>
     <w:rPrDefault>
       <w:rPr>
@@ -7799,7 +7859,7 @@
 </file>
 
 <file path=word/glossary/document.xml><?xml version="1.0" encoding="utf-8"?>
-<w:glossaryDocument xmlns:wpc="http://schemas.microsoft.com/office/word/2010/wordprocessingCanvas" xmlns:cx="http://schemas.microsoft.com/office/drawing/2014/chartex" xmlns:cx1="http://schemas.microsoft.com/office/drawing/2015/9/8/chartex" xmlns:cx2="http://schemas.microsoft.com/office/drawing/2015/10/21/chartex" xmlns:cx3="http://schemas.microsoft.com/office/drawing/2016/5/9/chartex" xmlns:cx4="http://schemas.microsoft.com/office/drawing/2016/5/10/chartex" xmlns:cx5="http://schemas.microsoft.com/office/drawing/2016/5/11/chartex" xmlns:cx6="http://schemas.microsoft.com/office/drawing/2016/5/12/chartex" xmlns:cx7="http://schemas.microsoft.com/office/drawing/2016/5/13/chartex" xmlns:cx8="http://schemas.microsoft.com/office/drawing/2016/5/14/chartex" xmlns:mc="http://schemas.openxmlformats.org/markup-compatibility/2006" xmlns:aink="http://schemas.microsoft.com/office/drawing/2016/ink" xmlns:am3d="http://schemas.microsoft.com/office/drawing/2017/model3d" xmlns:o="urn:schemas-microsoft-com:office:office" xmlns:r="http://schemas.openxmlformats.org/officeDocument/2006/relationships" xmlns:m="http://schemas.openxmlformats.org/officeDocument/2006/math" xmlns:v="urn:schemas-microsoft-com:vml" xmlns:wp14="http://schemas.microsoft.com/office/word/2010/wordprocessingDrawing" xmlns:wp="http://schemas.openxmlformats.org/drawingml/2006/wordprocessingDrawing" xmlns:w10="urn:schemas-microsoft-com:office:word" xmlns:w="http://schemas.openxmlformats.org/wordprocessingml/2006/main" xmlns:w14="http://schemas.microsoft.com/office/word/2010/wordml" xmlns:w15="http://schemas.microsoft.com/office/word/2012/wordml" xmlns:w16cex="http://schemas.microsoft.com/office/word/2018/wordml/cex" xmlns:w16cid="http://schemas.microsoft.com/office/word/2016/wordml/cid" xmlns:w16="http://schemas.microsoft.com/office/word/2018/wordml" xmlns:w16sdtdh="http://schemas.microsoft.com/office/word/2020/wordml/sdtdatahash" xmlns:w16se="http://schemas.microsoft.com/office/word/2015/wordml/symex" xmlns:wpg="http://schemas.microsoft.com/office/word/2010/wordprocessingGroup" xmlns:wpi="http://schemas.microsoft.com/office/word/2010/wordprocessingInk" xmlns:wne="http://schemas.microsoft.com/office/word/2006/wordml" xmlns:wps="http://schemas.microsoft.com/office/word/2010/wordprocessingShape" mc:Ignorable="w14 w15 w16se w16cid w16 w16cex w16sdtdh wp14">
+<w:glossaryDocument xmlns:wpc="http://schemas.microsoft.com/office/word/2010/wordprocessingCanvas" xmlns:cx="http://schemas.microsoft.com/office/drawing/2014/chartex" xmlns:cx1="http://schemas.microsoft.com/office/drawing/2015/9/8/chartex" xmlns:cx2="http://schemas.microsoft.com/office/drawing/2015/10/21/chartex" xmlns:cx3="http://schemas.microsoft.com/office/drawing/2016/5/9/chartex" xmlns:cx4="http://schemas.microsoft.com/office/drawing/2016/5/10/chartex" xmlns:cx5="http://schemas.microsoft.com/office/drawing/2016/5/11/chartex" xmlns:cx6="http://schemas.microsoft.com/office/drawing/2016/5/12/chartex" xmlns:cx7="http://schemas.microsoft.com/office/drawing/2016/5/13/chartex" xmlns:cx8="http://schemas.microsoft.com/office/drawing/2016/5/14/chartex" xmlns:mc="http://schemas.openxmlformats.org/markup-compatibility/2006" xmlns:aink="http://schemas.microsoft.com/office/drawing/2016/ink" xmlns:am3d="http://schemas.microsoft.com/office/drawing/2017/model3d" xmlns:o="urn:schemas-microsoft-com:office:office" xmlns:oel="http://schemas.microsoft.com/office/2019/extlst" xmlns:r="http://schemas.openxmlformats.org/officeDocument/2006/relationships" xmlns:m="http://schemas.openxmlformats.org/officeDocument/2006/math" xmlns:v="urn:schemas-microsoft-com:vml" xmlns:wp14="http://schemas.microsoft.com/office/word/2010/wordprocessingDrawing" xmlns:wp="http://schemas.openxmlformats.org/drawingml/2006/wordprocessingDrawing" xmlns:w10="urn:schemas-microsoft-com:office:word" xmlns:w="http://schemas.openxmlformats.org/wordprocessingml/2006/main" xmlns:w14="http://schemas.microsoft.com/office/word/2010/wordml" xmlns:w15="http://schemas.microsoft.com/office/word/2012/wordml" xmlns:w16cex="http://schemas.microsoft.com/office/word/2018/wordml/cex" xmlns:w16cid="http://schemas.microsoft.com/office/word/2016/wordml/cid" xmlns:w16="http://schemas.microsoft.com/office/word/2018/wordml" xmlns:w16du="http://schemas.microsoft.com/office/word/2023/wordml/word16du" xmlns:w16sdtdh="http://schemas.microsoft.com/office/word/2020/wordml/sdtdatahash" xmlns:w16sdtfl="http://schemas.microsoft.com/office/word/2024/wordml/sdtformatlock" xmlns:w16se="http://schemas.microsoft.com/office/word/2015/wordml/symex" xmlns:wpg="http://schemas.microsoft.com/office/word/2010/wordprocessingGroup" xmlns:wpi="http://schemas.microsoft.com/office/word/2010/wordprocessingInk" xmlns:wne="http://schemas.microsoft.com/office/word/2006/wordml" xmlns:wps="http://schemas.microsoft.com/office/word/2010/wordprocessingShape" mc:Ignorable="w14 w15 w16se w16cid w16 w16cex w16sdtdh w16sdtfl w16du wp14">
   <w:docParts>
     <w:docPart>
       <w:docPartPr>
@@ -7922,7 +7982,7 @@
 </file>
 
 <file path=word/glossary/fontTable.xml><?xml version="1.0" encoding="utf-8"?>
-<w:fonts xmlns:mc="http://schemas.openxmlformats.org/markup-compatibility/2006" xmlns:r="http://schemas.openxmlformats.org/officeDocument/2006/relationships" xmlns:w="http://schemas.openxmlformats.org/wordprocessingml/2006/main" xmlns:w14="http://schemas.microsoft.com/office/word/2010/wordml" xmlns:w15="http://schemas.microsoft.com/office/word/2012/wordml" xmlns:w16cex="http://schemas.microsoft.com/office/word/2018/wordml/cex" xmlns:w16cid="http://schemas.microsoft.com/office/word/2016/wordml/cid" xmlns:w16="http://schemas.microsoft.com/office/word/2018/wordml" xmlns:w16sdtdh="http://schemas.microsoft.com/office/word/2020/wordml/sdtdatahash" xmlns:w16se="http://schemas.microsoft.com/office/word/2015/wordml/symex" mc:Ignorable="w14 w15 w16se w16cid w16 w16cex w16sdtdh">
+<w:fonts xmlns:mc="http://schemas.openxmlformats.org/markup-compatibility/2006" xmlns:r="http://schemas.openxmlformats.org/officeDocument/2006/relationships" xmlns:w="http://schemas.openxmlformats.org/wordprocessingml/2006/main" xmlns:w14="http://schemas.microsoft.com/office/word/2010/wordml" xmlns:w15="http://schemas.microsoft.com/office/word/2012/wordml" xmlns:w16cex="http://schemas.microsoft.com/office/word/2018/wordml/cex" xmlns:w16cid="http://schemas.microsoft.com/office/word/2016/wordml/cid" xmlns:w16="http://schemas.microsoft.com/office/word/2018/wordml" xmlns:w16du="http://schemas.microsoft.com/office/word/2023/wordml/word16du" xmlns:w16sdtdh="http://schemas.microsoft.com/office/word/2020/wordml/sdtdatahash" xmlns:w16sdtfl="http://schemas.microsoft.com/office/word/2024/wordml/sdtformatlock" xmlns:w16se="http://schemas.microsoft.com/office/word/2015/wordml/symex" mc:Ignorable="w14 w15 w16se w16cid w16 w16cex w16sdtdh w16sdtfl w16du">
   <w:font w:name="Arial">
     <w:panose1 w:val="020B0604020202020204"/>
     <w:charset w:val="00"/>
@@ -7986,18 +8046,23 @@
     <w:pitch w:val="variable"/>
     <w:sig w:usb0="00000287" w:usb1="00000800" w:usb2="00000000" w:usb3="00000000" w:csb0="0000009F" w:csb1="00000000"/>
   </w:font>
-  <w:font w:name="Calibri Light">
-    <w:panose1 w:val="020F0302020204030204"/>
+  <w:font w:name="Aptos">
     <w:charset w:val="00"/>
     <w:family w:val="swiss"/>
     <w:pitch w:val="variable"/>
-    <w:sig w:usb0="A0002AEF" w:usb1="4000207B" w:usb2="00000000" w:usb3="00000000" w:csb0="000001FF" w:csb1="00000000"/>
+    <w:sig w:usb0="20000287" w:usb1="00000003" w:usb2="00000000" w:usb3="00000000" w:csb0="0000019F" w:csb1="00000000"/>
+  </w:font>
+  <w:font w:name="Aptos Display">
+    <w:charset w:val="00"/>
+    <w:family w:val="swiss"/>
+    <w:pitch w:val="variable"/>
+    <w:sig w:usb0="20000287" w:usb1="00000003" w:usb2="00000000" w:usb3="00000000" w:csb0="0000019F" w:csb1="00000000"/>
   </w:font>
 </w:fonts>
 </file>
 
 <file path=word/glossary/settings.xml><?xml version="1.0" encoding="utf-8"?>
-<w:settings xmlns:mc="http://schemas.openxmlformats.org/markup-compatibility/2006" xmlns:o="urn:schemas-microsoft-com:office:office" xmlns:r="http://schemas.openxmlformats.org/officeDocument/2006/relationships" xmlns:m="http://schemas.openxmlformats.org/officeDocument/2006/math" xmlns:v="urn:schemas-microsoft-com:vml" xmlns:w10="urn:schemas-microsoft-com:office:word" xmlns:w="http://schemas.openxmlformats.org/wordprocessingml/2006/main" xmlns:w14="http://schemas.microsoft.com/office/word/2010/wordml" xmlns:w15="http://schemas.microsoft.com/office/word/2012/wordml" xmlns:w16cex="http://schemas.microsoft.com/office/word/2018/wordml/cex" xmlns:w16cid="http://schemas.microsoft.com/office/word/2016/wordml/cid" xmlns:w16="http://schemas.microsoft.com/office/word/2018/wordml" xmlns:w16sdtdh="http://schemas.microsoft.com/office/word/2020/wordml/sdtdatahash" xmlns:w16se="http://schemas.microsoft.com/office/word/2015/wordml/symex" xmlns:sl="http://schemas.openxmlformats.org/schemaLibrary/2006/main" mc:Ignorable="w14 w15 w16se w16cid w16 w16cex w16sdtdh">
+<w:settings xmlns:mc="http://schemas.openxmlformats.org/markup-compatibility/2006" xmlns:o="urn:schemas-microsoft-com:office:office" xmlns:r="http://schemas.openxmlformats.org/officeDocument/2006/relationships" xmlns:m="http://schemas.openxmlformats.org/officeDocument/2006/math" xmlns:v="urn:schemas-microsoft-com:vml" xmlns:w10="urn:schemas-microsoft-com:office:word" xmlns:w="http://schemas.openxmlformats.org/wordprocessingml/2006/main" xmlns:w14="http://schemas.microsoft.com/office/word/2010/wordml" xmlns:w15="http://schemas.microsoft.com/office/word/2012/wordml" xmlns:w16cex="http://schemas.microsoft.com/office/word/2018/wordml/cex" xmlns:w16cid="http://schemas.microsoft.com/office/word/2016/wordml/cid" xmlns:w16="http://schemas.microsoft.com/office/word/2018/wordml" xmlns:w16du="http://schemas.microsoft.com/office/word/2023/wordml/word16du" xmlns:w16sdtdh="http://schemas.microsoft.com/office/word/2020/wordml/sdtdatahash" xmlns:w16sdtfl="http://schemas.microsoft.com/office/word/2024/wordml/sdtformatlock" xmlns:w16se="http://schemas.microsoft.com/office/word/2015/wordml/symex" xmlns:sl="http://schemas.openxmlformats.org/schemaLibrary/2006/main" mc:Ignorable="w14 w15 w16se w16cid w16 w16cex w16sdtdh w16sdtfl w16du">
   <w:view w:val="normal"/>
   <w:defaultTabStop w:val="708"/>
   <w:hyphenationZone w:val="425"/>
@@ -8014,6 +8079,7 @@
     <w:rsidRoot w:val="00CA38A7"/>
     <w:rsid w:val="00065F3B"/>
     <w:rsid w:val="000D4DEE"/>
+    <w:rsid w:val="00103B80"/>
     <w:rsid w:val="00162DC9"/>
     <w:rsid w:val="00297774"/>
     <w:rsid w:val="003259A4"/>
@@ -8030,12 +8096,14 @@
     <w:rsid w:val="00794681"/>
     <w:rsid w:val="007A7BE2"/>
     <w:rsid w:val="00867085"/>
+    <w:rsid w:val="00894496"/>
     <w:rsid w:val="008E3192"/>
     <w:rsid w:val="00954009"/>
     <w:rsid w:val="009A19EF"/>
     <w:rsid w:val="00A01BC6"/>
     <w:rsid w:val="00A07F9B"/>
     <w:rsid w:val="00AA7EBC"/>
+    <w:rsid w:val="00AE1903"/>
     <w:rsid w:val="00B65088"/>
     <w:rsid w:val="00B82D9E"/>
     <w:rsid w:val="00C13EA8"/>
@@ -8076,7 +8144,7 @@
 </file>
 
 <file path=word/glossary/styles.xml><?xml version="1.0" encoding="utf-8"?>
-<w:styles xmlns:mc="http://schemas.openxmlformats.org/markup-compatibility/2006" xmlns:r="http://schemas.openxmlformats.org/officeDocument/2006/relationships" xmlns:w="http://schemas.openxmlformats.org/wordprocessingml/2006/main" xmlns:w14="http://schemas.microsoft.com/office/word/2010/wordml" xmlns:w15="http://schemas.microsoft.com/office/word/2012/wordml" xmlns:w16cex="http://schemas.microsoft.com/office/word/2018/wordml/cex" xmlns:w16cid="http://schemas.microsoft.com/office/word/2016/wordml/cid" xmlns:w16="http://schemas.microsoft.com/office/word/2018/wordml" xmlns:w16sdtdh="http://schemas.microsoft.com/office/word/2020/wordml/sdtdatahash" xmlns:w16se="http://schemas.microsoft.com/office/word/2015/wordml/symex" mc:Ignorable="w14 w15 w16se w16cid w16 w16cex w16sdtdh">
+<w:styles xmlns:mc="http://schemas.openxmlformats.org/markup-compatibility/2006" xmlns:r="http://schemas.openxmlformats.org/officeDocument/2006/relationships" xmlns:w="http://schemas.openxmlformats.org/wordprocessingml/2006/main" xmlns:w14="http://schemas.microsoft.com/office/word/2010/wordml" xmlns:w15="http://schemas.microsoft.com/office/word/2012/wordml" xmlns:w16cex="http://schemas.microsoft.com/office/word/2018/wordml/cex" xmlns:w16cid="http://schemas.microsoft.com/office/word/2016/wordml/cid" xmlns:w16="http://schemas.microsoft.com/office/word/2018/wordml" xmlns:w16du="http://schemas.microsoft.com/office/word/2023/wordml/word16du" xmlns:w16sdtdh="http://schemas.microsoft.com/office/word/2020/wordml/sdtdatahash" xmlns:w16sdtfl="http://schemas.microsoft.com/office/word/2024/wordml/sdtformatlock" xmlns:w16se="http://schemas.microsoft.com/office/word/2015/wordml/symex" mc:Ignorable="w14 w15 w16se w16cid w16 w16cex w16sdtdh w16sdtfl w16du">
   <w:docDefaults>
     <w:rPrDefault>
       <w:rPr>
@@ -8534,7 +8602,7 @@
 </file>
 
 <file path=word/glossary/webSettings.xml><?xml version="1.0" encoding="utf-8"?>
-<w:webSettings xmlns:mc="http://schemas.openxmlformats.org/markup-compatibility/2006" xmlns:r="http://schemas.openxmlformats.org/officeDocument/2006/relationships" xmlns:w="http://schemas.openxmlformats.org/wordprocessingml/2006/main" xmlns:w14="http://schemas.microsoft.com/office/word/2010/wordml" xmlns:w15="http://schemas.microsoft.com/office/word/2012/wordml" xmlns:w16cex="http://schemas.microsoft.com/office/word/2018/wordml/cex" xmlns:w16cid="http://schemas.microsoft.com/office/word/2016/wordml/cid" xmlns:w16="http://schemas.microsoft.com/office/word/2018/wordml" xmlns:w16sdtdh="http://schemas.microsoft.com/office/word/2020/wordml/sdtdatahash" xmlns:w16se="http://schemas.microsoft.com/office/word/2015/wordml/symex" mc:Ignorable="w14 w15 w16se w16cid w16 w16cex w16sdtdh">
+<w:webSettings xmlns:mc="http://schemas.openxmlformats.org/markup-compatibility/2006" xmlns:r="http://schemas.openxmlformats.org/officeDocument/2006/relationships" xmlns:w="http://schemas.openxmlformats.org/wordprocessingml/2006/main" xmlns:w14="http://schemas.microsoft.com/office/word/2010/wordml" xmlns:w15="http://schemas.microsoft.com/office/word/2012/wordml" xmlns:w16cex="http://schemas.microsoft.com/office/word/2018/wordml/cex" xmlns:w16cid="http://schemas.microsoft.com/office/word/2016/wordml/cid" xmlns:w16="http://schemas.microsoft.com/office/word/2018/wordml" xmlns:w16du="http://schemas.microsoft.com/office/word/2023/wordml/word16du" xmlns:w16sdtdh="http://schemas.microsoft.com/office/word/2020/wordml/sdtdatahash" xmlns:w16sdtfl="http://schemas.microsoft.com/office/word/2024/wordml/sdtformatlock" xmlns:w16se="http://schemas.microsoft.com/office/word/2015/wordml/symex" mc:Ignorable="w14 w15 w16se w16cid w16 w16cex w16sdtdh w16sdtfl w16du">
   <w:optimizeForBrowser/>
   <w:allowPNG/>
 </w:webSettings>
@@ -8830,25 +8898,6 @@
 </file>
 
 <file path=customXml/item2.xml><?xml version="1.0" encoding="utf-8"?>
-<p:properties xmlns:p="http://schemas.microsoft.com/office/2006/metadata/properties" xmlns:xsi="http://www.w3.org/2001/XMLSchema-instance" xmlns:pc="http://schemas.microsoft.com/office/infopath/2007/PartnerControls">
-  <documentManagement>
-    <lcf76f155ced4ddcb4097134ff3c332f xmlns="b295003c-aa87-407e-9024-fdee4e88f6fa">
-      <Terms xmlns="http://schemas.microsoft.com/office/infopath/2007/PartnerControls"/>
-    </lcf76f155ced4ddcb4097134ff3c332f>
-  </documentManagement>
-</p:properties>
-</file>
-
-<file path=customXml/item3.xml><?xml version="1.0" encoding="utf-8"?>
-<?mso-contentType ?>
-<FormTemplates xmlns="http://schemas.microsoft.com/sharepoint/v3/contenttype/forms">
-  <Display>DocumentLibraryForm</Display>
-  <Edit>DocumentLibraryForm</Edit>
-  <New>DocumentLibraryForm</New>
-</FormTemplates>
-</file>
-
-<file path=customXml/item4.xml><?xml version="1.0" encoding="utf-8"?>
 <ct:contentTypeSchema xmlns:ct="http://schemas.microsoft.com/office/2006/metadata/contentType" xmlns:ma="http://schemas.microsoft.com/office/2006/metadata/properties/metaAttributes" ct:_="" ma:_="" ma:contentTypeName="Document" ma:contentTypeID="0x010100A3FA4CB5114F4B43B99F0B6DC8751D90" ma:contentTypeVersion="10" ma:contentTypeDescription="Crée un document." ma:contentTypeScope="" ma:versionID="501205be520febb413c56432ff8e6df1">
   <xsd:schema xmlns:xsd="http://www.w3.org/2001/XMLSchema" xmlns:xs="http://www.w3.org/2001/XMLSchema" xmlns:p="http://schemas.microsoft.com/office/2006/metadata/properties" xmlns:ns2="b295003c-aa87-407e-9024-fdee4e88f6fa" targetNamespace="http://schemas.microsoft.com/office/2006/metadata/properties" ma:root="true" ma:fieldsID="0378f5bf275aa5e8e5bb75b38d3da7db" ns2:_="">
     <xsd:import namespace="b295003c-aa87-407e-9024-fdee4e88f6fa"/>
@@ -9026,6 +9075,25 @@
 </ct:contentTypeSchema>
 </file>
 
+<file path=customXml/item3.xml><?xml version="1.0" encoding="utf-8"?>
+<?mso-contentType ?>
+<FormTemplates xmlns="http://schemas.microsoft.com/sharepoint/v3/contenttype/forms">
+  <Display>DocumentLibraryForm</Display>
+  <Edit>DocumentLibraryForm</Edit>
+  <New>DocumentLibraryForm</New>
+</FormTemplates>
+</file>
+
+<file path=customXml/item4.xml><?xml version="1.0" encoding="utf-8"?>
+<p:properties xmlns:p="http://schemas.microsoft.com/office/2006/metadata/properties" xmlns:xsi="http://www.w3.org/2001/XMLSchema-instance" xmlns:pc="http://schemas.microsoft.com/office/infopath/2007/PartnerControls">
+  <documentManagement>
+    <lcf76f155ced4ddcb4097134ff3c332f xmlns="b295003c-aa87-407e-9024-fdee4e88f6fa">
+      <Terms xmlns="http://schemas.microsoft.com/office/infopath/2007/PartnerControls"/>
+    </lcf76f155ced4ddcb4097134ff3c332f>
+  </documentManagement>
+</p:properties>
+</file>
+
 <file path=customXml/itemProps1.xml><?xml version="1.0" encoding="utf-8"?>
 <ds:datastoreItem xmlns:ds="http://schemas.openxmlformats.org/officeDocument/2006/customXml" ds:itemID="{0FF0F878-5F0F-460C-9013-40E72731A637}">
   <ds:schemaRefs>
@@ -9035,24 +9103,6 @@
 </file>
 
 <file path=customXml/itemProps2.xml><?xml version="1.0" encoding="utf-8"?>
-<ds:datastoreItem xmlns:ds="http://schemas.openxmlformats.org/officeDocument/2006/customXml" ds:itemID="{1159403A-C237-488E-8C5E-DABF9FCE7043}">
-  <ds:schemaRefs>
-    <ds:schemaRef ds:uri="http://schemas.microsoft.com/office/2006/metadata/properties"/>
-    <ds:schemaRef ds:uri="http://schemas.microsoft.com/office/infopath/2007/PartnerControls"/>
-    <ds:schemaRef ds:uri="b295003c-aa87-407e-9024-fdee4e88f6fa"/>
-  </ds:schemaRefs>
-</ds:datastoreItem>
-</file>
-
-<file path=customXml/itemProps3.xml><?xml version="1.0" encoding="utf-8"?>
-<ds:datastoreItem xmlns:ds="http://schemas.openxmlformats.org/officeDocument/2006/customXml" ds:itemID="{EEE2973D-7DD7-4773-855D-5CAD81242BDE}">
-  <ds:schemaRefs>
-    <ds:schemaRef ds:uri="http://schemas.microsoft.com/sharepoint/v3/contenttype/forms"/>
-  </ds:schemaRefs>
-</ds:datastoreItem>
-</file>
-
-<file path=customXml/itemProps4.xml><?xml version="1.0" encoding="utf-8"?>
 <ds:datastoreItem xmlns:ds="http://schemas.openxmlformats.org/officeDocument/2006/customXml" ds:itemID="{0B65258C-9CEC-414A-989C-54F659AC270E}">
   <ds:schemaRefs>
     <ds:schemaRef ds:uri="http://schemas.microsoft.com/office/2006/metadata/contentType"/>
@@ -9068,4 +9118,22 @@
     <ds:schemaRef ds:uri="http://schemas.microsoft.com/internal/obd"/>
   </ds:schemaRefs>
 </ds:datastoreItem>
+</file>
+
+<file path=customXml/itemProps3.xml><?xml version="1.0" encoding="utf-8"?>
+<ds:datastoreItem xmlns:ds="http://schemas.openxmlformats.org/officeDocument/2006/customXml" ds:itemID="{EEE2973D-7DD7-4773-855D-5CAD81242BDE}">
+  <ds:schemaRefs>
+    <ds:schemaRef ds:uri="http://schemas.microsoft.com/sharepoint/v3/contenttype/forms"/>
+  </ds:schemaRefs>
+</ds:datastoreItem>
+</file>
+
+<file path=customXml/itemProps4.xml><?xml version="1.0" encoding="utf-8"?>
+<ds:datastoreItem xmlns:ds="http://schemas.openxmlformats.org/officeDocument/2006/customXml" ds:itemID="{1159403A-C237-488E-8C5E-DABF9FCE7043}">
+  <ds:schemaRefs>
+    <ds:schemaRef ds:uri="http://schemas.microsoft.com/office/2006/metadata/properties"/>
+    <ds:schemaRef ds:uri="http://schemas.microsoft.com/office/infopath/2007/PartnerControls"/>
+    <ds:schemaRef ds:uri="b295003c-aa87-407e-9024-fdee4e88f6fa"/>
+  </ds:schemaRefs>
+</ds:datastoreItem>
 </file>
--- a/contribution directe (route).docx
+++ b/contribution directe (route).docx
@@ -179,7 +179,7 @@
                 <w:sz w:val="44"/>
                 <w:szCs w:val="44"/>
               </w:rPr>
-              <w:t>5</w:t>
+              <w:t>6</w:t>
             </w:r>
             <w:r>
               <w:rPr>
@@ -445,7 +445,7 @@
                     <w:b/>
                     <w:szCs w:val="18"/>
                   </w:rPr>
-                  <w:t>5</w:t>
+                  <w:t>6</w:t>
                 </w:r>
                 <w:r>
                   <w:rPr>
@@ -1650,6 +1650,107 @@
                 <w:rFonts w:cs="Arial"/>
                 <w:szCs w:val="18"/>
               </w:rPr>
+              <w:t>Adaptation à la version 1.5.0 du plugin</w:t>
+            </w:r>
+          </w:p>
+        </w:tc>
+      </w:tr>
+      <w:tr>
+        <w:tc>
+          <w:tcPr>
+            <w:tcW w:w="1122" w:type="dxa"/>
+          </w:tcPr>
+          <w:p>
+            <w:pPr>
+              <w:ind w:firstLine="0"/>
+              <w:jc w:val="center"/>
+              <w:rPr>
+                <w:rFonts w:cs="Arial"/>
+                <w:szCs w:val="18"/>
+              </w:rPr>
+            </w:pPr>
+            <w:r>
+              <w:rPr>
+                <w:rFonts w:cs="Arial"/>
+                <w:szCs w:val="18"/>
+              </w:rPr>
+              <w:t>1.</w:t>
+            </w:r>
+            <w:r>
+              <w:rPr>
+                <w:rFonts w:cs="Arial"/>
+                <w:szCs w:val="18"/>
+              </w:rPr>
+              <w:t>6</w:t>
+            </w:r>
+            <w:r>
+              <w:rPr>
+                <w:rFonts w:cs="Arial"/>
+                <w:szCs w:val="18"/>
+              </w:rPr>
+              <w:t>.0</w:t>
+            </w:r>
+          </w:p>
+        </w:tc>
+        <w:tc>
+          <w:tcPr>
+            <w:tcW w:w="1400" w:type="dxa"/>
+          </w:tcPr>
+          <w:p>
+            <w:pPr>
+              <w:ind w:firstLine="0"/>
+              <w:jc w:val="center"/>
+              <w:rPr>
+                <w:rFonts w:cs="Arial"/>
+                <w:szCs w:val="18"/>
+              </w:rPr>
+            </w:pPr>
+            <w:r>
+              <w:rPr>
+                <w:rFonts w:cs="Arial"/>
+                <w:szCs w:val="18"/>
+              </w:rPr>
+              <w:t>16/04/2026</w:t>
+            </w:r>
+          </w:p>
+        </w:tc>
+        <w:tc>
+          <w:tcPr>
+            <w:tcW w:w="2500" w:type="dxa"/>
+          </w:tcPr>
+          <w:p>
+            <w:pPr>
+              <w:rPr>
+                <w:rFonts w:cs="Arial"/>
+                <w:szCs w:val="18"/>
+              </w:rPr>
+            </w:pPr>
+            <w:r>
+              <w:rPr>
+                <w:rFonts w:cs="Arial"/>
+                <w:szCs w:val="18"/>
+              </w:rPr>
+              <w:t>Gérôme PECHEUR</w:t>
+            </w:r>
+          </w:p>
+        </w:tc>
+        <w:tc>
+          <w:tcPr>
+            <w:tcW w:w="4850" w:type="dxa"/>
+          </w:tcPr>
+          <w:p>
+            <w:pPr>
+              <w:ind w:firstLine="0"/>
+              <w:rPr>
+                <w:rFonts w:cs="Arial"/>
+                <w:szCs w:val="18"/>
+              </w:rPr>
+            </w:pPr>
+            <w:r>
+              <w:rPr>
+                <w:rFonts w:cs="Arial"/>
+                <w:szCs w:val="18"/>
+              </w:rPr>
               <w:t>Adaptation à la version 1.</w:t>
             </w:r>
             <w:r>
@@ -1657,7 +1758,7 @@
                 <w:rFonts w:cs="Arial"/>
                 <w:szCs w:val="18"/>
               </w:rPr>
-              <w:t>5</w:t>
+              <w:t>6</w:t>
             </w:r>
             <w:r>
               <w:rPr>
@@ -1694,6 +1795,20 @@
         </w:rPr>
       </w:sdtEndPr>
       <w:sdtContent>
+        <w:p>
+          <w:pPr>
+            <w:pStyle w:val="Sommaire"/>
+            <w:rPr>
+              <w:rFonts w:eastAsiaTheme="minorHAnsi" w:cs="Times New Roman"/>
+              <w:b w:val="0"/>
+              <w:bCs w:val="0"/>
+              <w:color w:val="92D050"/>
+              <w:kern w:val="0"/>
+              <w:sz w:val="18"/>
+              <w:szCs w:val="21"/>
+            </w:rPr>
+          </w:pPr>
+        </w:p>
         <w:p>
           <w:pPr>
             <w:pStyle w:val="Sommaire"/>
@@ -1729,7 +1844,7 @@
           <w:r>
             <w:fldChar w:fldCharType="separate"/>
           </w:r>
-          <w:hyperlink w:anchor="_Toc224564570" w:history="1">
+          <w:hyperlink w:anchor="_Toc227227673" w:history="1">
             <w:r>
               <w:rPr>
                 <w:rStyle w:val="Lienhypertexte"/>
@@ -1769,7 +1884,7 @@
               <w:rPr>
                 <w:webHidden/>
               </w:rPr>
-              <w:instrText xml:space="preserve"> PAGEREF _Toc224564570 \h </w:instrText>
+              <w:instrText xml:space="preserve"> PAGEREF _Toc227227673 \h </w:instrText>
             </w:r>
             <w:r>
               <w:rPr>
@@ -1808,7 +1923,7 @@
               <w14:ligatures w14:val="standardContextual"/>
             </w:rPr>
           </w:pPr>
-          <w:hyperlink w:anchor="_Toc224564571" w:history="1">
+          <w:hyperlink w:anchor="_Toc227227674" w:history="1">
             <w:r>
               <w:rPr>
                 <w:rStyle w:val="Lienhypertexte"/>
@@ -1848,7 +1963,7 @@
               <w:rPr>
                 <w:webHidden/>
               </w:rPr>
-              <w:instrText xml:space="preserve"> PAGEREF _Toc224564571 \h </w:instrText>
+              <w:instrText xml:space="preserve"> PAGEREF _Toc227227674 \h </w:instrText>
             </w:r>
             <w:r>
               <w:rPr>
@@ -1887,7 +2002,7 @@
               <w14:ligatures w14:val="standardContextual"/>
             </w:rPr>
           </w:pPr>
-          <w:hyperlink w:anchor="_Toc224564572" w:history="1">
+          <w:hyperlink w:anchor="_Toc227227675" w:history="1">
             <w:r>
               <w:rPr>
                 <w:rStyle w:val="Lienhypertexte"/>
@@ -1927,7 +2042,7 @@
               <w:rPr>
                 <w:webHidden/>
               </w:rPr>
-              <w:instrText xml:space="preserve"> PAGEREF _Toc224564572 \h </w:instrText>
+              <w:instrText xml:space="preserve"> PAGEREF _Toc227227675 \h </w:instrText>
             </w:r>
             <w:r>
               <w:rPr>
@@ -1966,7 +2081,7 @@
               <w14:ligatures w14:val="standardContextual"/>
             </w:rPr>
           </w:pPr>
-          <w:hyperlink w:anchor="_Toc224564573" w:history="1">
+          <w:hyperlink w:anchor="_Toc227227676" w:history="1">
             <w:r>
               <w:rPr>
                 <w:rStyle w:val="Lienhypertexte"/>
@@ -2006,7 +2121,7 @@
               <w:rPr>
                 <w:webHidden/>
               </w:rPr>
-              <w:instrText xml:space="preserve"> PAGEREF _Toc224564573 \h </w:instrText>
+              <w:instrText xml:space="preserve"> PAGEREF _Toc227227676 \h </w:instrText>
             </w:r>
             <w:r>
               <w:rPr>
@@ -2045,7 +2160,7 @@
               <w14:ligatures w14:val="standardContextual"/>
             </w:rPr>
           </w:pPr>
-          <w:hyperlink w:anchor="_Toc224564574" w:history="1">
+          <w:hyperlink w:anchor="_Toc227227677" w:history="1">
             <w:r>
               <w:rPr>
                 <w:rStyle w:val="Lienhypertexte"/>
@@ -2085,7 +2200,7 @@
               <w:rPr>
                 <w:webHidden/>
               </w:rPr>
-              <w:instrText xml:space="preserve"> PAGEREF _Toc224564574 \h </w:instrText>
+              <w:instrText xml:space="preserve"> PAGEREF _Toc227227677 \h </w:instrText>
             </w:r>
             <w:r>
               <w:rPr>
@@ -2123,7 +2238,7 @@
               <w14:ligatures w14:val="standardContextual"/>
             </w:rPr>
           </w:pPr>
-          <w:hyperlink w:anchor="_Toc224564575" w:history="1">
+          <w:hyperlink w:anchor="_Toc227227678" w:history="1">
             <w:r>
               <w:rPr>
                 <w:rStyle w:val="Lienhypertexte"/>
@@ -2162,7 +2277,7 @@
               <w:rPr>
                 <w:webHidden/>
               </w:rPr>
-              <w:instrText xml:space="preserve"> PAGEREF _Toc224564575 \h </w:instrText>
+              <w:instrText xml:space="preserve"> PAGEREF _Toc227227678 \h </w:instrText>
             </w:r>
             <w:r>
               <w:rPr>
@@ -2200,7 +2315,7 @@
               <w14:ligatures w14:val="standardContextual"/>
             </w:rPr>
           </w:pPr>
-          <w:hyperlink w:anchor="_Toc224564576" w:history="1">
+          <w:hyperlink w:anchor="_Toc227227679" w:history="1">
             <w:r>
               <w:rPr>
                 <w:rStyle w:val="Lienhypertexte"/>
@@ -2239,7 +2354,7 @@
               <w:rPr>
                 <w:webHidden/>
               </w:rPr>
-              <w:instrText xml:space="preserve"> PAGEREF _Toc224564576 \h </w:instrText>
+              <w:instrText xml:space="preserve"> PAGEREF _Toc227227679 \h </w:instrText>
             </w:r>
             <w:r>
               <w:rPr>
@@ -2278,7 +2393,7 @@
               <w14:ligatures w14:val="standardContextual"/>
             </w:rPr>
           </w:pPr>
-          <w:hyperlink w:anchor="_Toc224564577" w:history="1">
+          <w:hyperlink w:anchor="_Toc227227680" w:history="1">
             <w:r>
               <w:rPr>
                 <w:rStyle w:val="Lienhypertexte"/>
@@ -2318,7 +2433,7 @@
               <w:rPr>
                 <w:webHidden/>
               </w:rPr>
-              <w:instrText xml:space="preserve"> PAGEREF _Toc224564577 \h </w:instrText>
+              <w:instrText xml:space="preserve"> PAGEREF _Toc227227680 \h </w:instrText>
             </w:r>
             <w:r>
               <w:rPr>
@@ -2357,7 +2472,7 @@
               <w14:ligatures w14:val="standardContextual"/>
             </w:rPr>
           </w:pPr>
-          <w:hyperlink w:anchor="_Toc224564578" w:history="1">
+          <w:hyperlink w:anchor="_Toc227227681" w:history="1">
             <w:r>
               <w:rPr>
                 <w:rStyle w:val="Lienhypertexte"/>
@@ -2397,7 +2512,7 @@
               <w:rPr>
                 <w:webHidden/>
               </w:rPr>
-              <w:instrText xml:space="preserve"> PAGEREF _Toc224564578 \h </w:instrText>
+              <w:instrText xml:space="preserve"> PAGEREF _Toc227227681 \h </w:instrText>
             </w:r>
             <w:r>
               <w:rPr>
@@ -2435,7 +2550,7 @@
               <w14:ligatures w14:val="standardContextual"/>
             </w:rPr>
           </w:pPr>
-          <w:hyperlink w:anchor="_Toc224564579" w:history="1">
+          <w:hyperlink w:anchor="_Toc227227682" w:history="1">
             <w:r>
               <w:rPr>
                 <w:rStyle w:val="Lienhypertexte"/>
@@ -2474,7 +2589,7 @@
               <w:rPr>
                 <w:webHidden/>
               </w:rPr>
-              <w:instrText xml:space="preserve"> PAGEREF _Toc224564579 \h </w:instrText>
+              <w:instrText xml:space="preserve"> PAGEREF _Toc227227682 \h </w:instrText>
             </w:r>
             <w:r>
               <w:rPr>
@@ -2492,162 +2607,6 @@
                 <w:webHidden/>
               </w:rPr>
               <w:t>5</w:t>
-            </w:r>
-            <w:r>
-              <w:rPr>
-                <w:webHidden/>
-              </w:rPr>
-              <w:fldChar w:fldCharType="end"/>
-            </w:r>
-          </w:hyperlink>
-        </w:p>
-        <w:p>
-          <w:pPr>
-            <w:pStyle w:val="TM1"/>
-            <w:rPr>
-              <w:rFonts w:asciiTheme="minorHAnsi" w:eastAsiaTheme="minorEastAsia" w:hAnsiTheme="minorHAnsi" w:cstheme="minorBidi"/>
-              <w:smallCaps w:val="0"/>
-              <w:kern w:val="2"/>
-              <w:sz w:val="24"/>
-              <w:szCs w:val="24"/>
-              <w14:ligatures w14:val="standardContextual"/>
-            </w:rPr>
-          </w:pPr>
-          <w:hyperlink w:anchor="_Toc224564580" w:history="1">
-            <w:r>
-              <w:rPr>
-                <w:rStyle w:val="Lienhypertexte"/>
-              </w:rPr>
-              <w:t>8</w:t>
-            </w:r>
-            <w:r>
-              <w:rPr>
-                <w:rFonts w:asciiTheme="minorHAnsi" w:eastAsiaTheme="minorEastAsia" w:hAnsiTheme="minorHAnsi" w:cstheme="minorBidi"/>
-                <w:smallCaps w:val="0"/>
-                <w:kern w:val="2"/>
-                <w:sz w:val="24"/>
-                <w:szCs w:val="24"/>
-                <w14:ligatures w14:val="standardContextual"/>
-              </w:rPr>
-              <w:tab/>
-            </w:r>
-            <w:r>
-              <w:rPr>
-                <w:rStyle w:val="Lienhypertexte"/>
-              </w:rPr>
-              <w:t>Annexes</w:t>
-            </w:r>
-            <w:r>
-              <w:rPr>
-                <w:webHidden/>
-              </w:rPr>
-              <w:tab/>
-            </w:r>
-            <w:r>
-              <w:rPr>
-                <w:webHidden/>
-              </w:rPr>
-              <w:fldChar w:fldCharType="begin"/>
-            </w:r>
-            <w:r>
-              <w:rPr>
-                <w:webHidden/>
-              </w:rPr>
-              <w:instrText xml:space="preserve"> PAGEREF _Toc224564580 \h </w:instrText>
-            </w:r>
-            <w:r>
-              <w:rPr>
-                <w:webHidden/>
-              </w:rPr>
-            </w:r>
-            <w:r>
-              <w:rPr>
-                <w:webHidden/>
-              </w:rPr>
-              <w:fldChar w:fldCharType="separate"/>
-            </w:r>
-            <w:r>
-              <w:rPr>
-                <w:webHidden/>
-              </w:rPr>
-              <w:t>6</w:t>
-            </w:r>
-            <w:r>
-              <w:rPr>
-                <w:webHidden/>
-              </w:rPr>
-              <w:fldChar w:fldCharType="end"/>
-            </w:r>
-          </w:hyperlink>
-        </w:p>
-        <w:p>
-          <w:pPr>
-            <w:pStyle w:val="TM2"/>
-            <w:rPr>
-              <w:rFonts w:asciiTheme="minorHAnsi" w:eastAsiaTheme="minorEastAsia" w:hAnsiTheme="minorHAnsi" w:cstheme="minorBidi"/>
-              <w:kern w:val="2"/>
-              <w:sz w:val="24"/>
-              <w:szCs w:val="24"/>
-              <w14:ligatures w14:val="standardContextual"/>
-            </w:rPr>
-          </w:pPr>
-          <w:hyperlink w:anchor="_Toc224564581" w:history="1">
-            <w:r>
-              <w:rPr>
-                <w:rStyle w:val="Lienhypertexte"/>
-              </w:rPr>
-              <w:t>8.1</w:t>
-            </w:r>
-            <w:r>
-              <w:rPr>
-                <w:rFonts w:asciiTheme="minorHAnsi" w:eastAsiaTheme="minorEastAsia" w:hAnsiTheme="minorHAnsi" w:cstheme="minorBidi"/>
-                <w:kern w:val="2"/>
-                <w:sz w:val="24"/>
-                <w:szCs w:val="24"/>
-                <w14:ligatures w14:val="standardContextual"/>
-              </w:rPr>
-              <w:tab/>
-            </w:r>
-            <w:r>
-              <w:rPr>
-                <w:rStyle w:val="Lienhypertexte"/>
-              </w:rPr>
-              <w:t>Installation du package openyxl</w:t>
-            </w:r>
-            <w:r>
-              <w:rPr>
-                <w:webHidden/>
-              </w:rPr>
-              <w:tab/>
-            </w:r>
-            <w:r>
-              <w:rPr>
-                <w:webHidden/>
-              </w:rPr>
-              <w:fldChar w:fldCharType="begin"/>
-            </w:r>
-            <w:r>
-              <w:rPr>
-                <w:webHidden/>
-              </w:rPr>
-              <w:instrText xml:space="preserve"> PAGEREF _Toc224564581 \h </w:instrText>
-            </w:r>
-            <w:r>
-              <w:rPr>
-                <w:webHidden/>
-              </w:rPr>
-            </w:r>
-            <w:r>
-              <w:rPr>
-                <w:webHidden/>
-              </w:rPr>
-              <w:fldChar w:fldCharType="separate"/>
-            </w:r>
-            <w:r>
-              <w:rPr>
-                <w:webHidden/>
-              </w:rPr>
-              <w:t>6</w:t>
             </w:r>
             <w:r>
               <w:rPr>
@@ -2670,24 +2629,6 @@
     </w:sdt>
     <w:p>
       <w:pPr>
-        <w:spacing w:before="0" w:after="200" w:line="276" w:lineRule="auto"/>
-        <w:jc w:val="left"/>
-        <w:rPr>
-          <w:rFonts w:eastAsia="Times New Roman" w:cs="Arial"/>
-          <w:b/>
-          <w:bCs/>
-          <w:color w:val="70777A"/>
-          <w:kern w:val="32"/>
-          <w:sz w:val="28"/>
-          <w:szCs w:val="28"/>
-        </w:rPr>
-      </w:pPr>
-      <w:r>
-        <w:br w:type="page"/>
-      </w:r>
-    </w:p>
-    <w:p>
-      <w:pPr>
         <w:pStyle w:val="Titre1"/>
         <w:numPr>
           <w:ilvl w:val="0"/>
@@ -2700,7 +2641,7 @@
       <w:pPr>
         <w:pStyle w:val="Titre1"/>
       </w:pPr>
-      <w:bookmarkStart w:id="1" w:name="_Toc224564570"/>
+      <w:bookmarkStart w:id="1" w:name="_Toc227227673"/>
       <w:r>
         <w:t>Prérequis</w:t>
       </w:r>
@@ -2786,258 +2727,47 @@
       </w:r>
     </w:p>
     <w:p/>
+    <w:p/>
     <w:p>
-      <w:bookmarkStart w:id="2" w:name="_Hlk183424290"/>
-      <w:r>
-        <w:t>Si le package « </w:t>
-      </w:r>
-      <w:proofErr w:type="spellStart"/>
-      <w:r>
-        <w:t>openpyxl</w:t>
-      </w:r>
-      <w:proofErr w:type="spellEnd"/>
-      <w:r>
-        <w:t> » n’est pas installé sur le poste le message d’erreur ci-dessous apparait lors d’une transaction.</w:t>
+      <w:pPr>
+        <w:pStyle w:val="Titre1"/>
+      </w:pPr>
+      <w:bookmarkStart w:id="2" w:name="_Toc227227674"/>
+      <w:r>
+        <w:t>Résumé</w:t>
       </w:r>
       <w:bookmarkEnd w:id="2"/>
     </w:p>
     <w:p/>
     <w:p>
       <w:r>
-        <w:rPr>
-          <w:noProof/>
-        </w:rPr>
-        <mc:AlternateContent>
-          <mc:Choice Requires="wps">
-            <w:drawing>
-              <wp:anchor distT="0" distB="0" distL="114300" distR="114300" simplePos="0" relativeHeight="251660288" behindDoc="0" locked="0" layoutInCell="1" allowOverlap="1" wp14:anchorId="2C853B2D" wp14:editId="514D7223">
-                <wp:simplePos x="0" y="0"/>
-                <wp:positionH relativeFrom="column">
-                  <wp:posOffset>1470660</wp:posOffset>
-                </wp:positionH>
-                <wp:positionV relativeFrom="paragraph">
-                  <wp:posOffset>289560</wp:posOffset>
-                </wp:positionV>
-                <wp:extent cx="1047750" cy="104775"/>
-                <wp:effectExtent l="0" t="0" r="19050" b="28575"/>
-                <wp:wrapNone/>
-                <wp:docPr id="16" name="Rectangle 16"/>
-                <wp:cNvGraphicFramePr/>
-                <a:graphic xmlns:a="http://schemas.openxmlformats.org/drawingml/2006/main">
-                  <a:graphicData uri="http://schemas.microsoft.com/office/word/2010/wordprocessingShape">
-                    <wps:wsp>
-                      <wps:cNvSpPr/>
-                      <wps:spPr>
-                        <a:xfrm>
-                          <a:off x="0" y="0"/>
-                          <a:ext cx="1047750" cy="104775"/>
-                        </a:xfrm>
-                        <a:prstGeom prst="rect">
-                          <a:avLst/>
-                        </a:prstGeom>
-                      </wps:spPr>
-                      <wps:style>
-                        <a:lnRef idx="2">
-                          <a:schemeClr val="accent1">
-                            <a:shade val="50000"/>
-                          </a:schemeClr>
-                        </a:lnRef>
-                        <a:fillRef idx="1">
-                          <a:schemeClr val="accent1"/>
-                        </a:fillRef>
-                        <a:effectRef idx="0">
-                          <a:schemeClr val="accent1"/>
-                        </a:effectRef>
-                        <a:fontRef idx="minor">
-                          <a:schemeClr val="lt1"/>
-                        </a:fontRef>
-                      </wps:style>
-                      <wps:bodyPr rot="0" spcFirstLastPara="0" vertOverflow="overflow" horzOverflow="overflow" vert="horz" wrap="square" lIns="91440" tIns="45720" rIns="91440" bIns="45720" numCol="1" spcCol="0" rtlCol="0" fromWordArt="0" anchor="ctr" anchorCtr="0" forceAA="0" compatLnSpc="1">
-                        <a:prstTxWarp prst="textNoShape">
-                          <a:avLst/>
-                        </a:prstTxWarp>
-                        <a:noAutofit/>
-                      </wps:bodyPr>
-                    </wps:wsp>
-                  </a:graphicData>
-                </a:graphic>
-              </wp:anchor>
-            </w:drawing>
-          </mc:Choice>
-          <mc:Fallback>
-            <w:pict>
-              <v:rect w14:anchorId="2085161C" id="Rectangle 16" o:spid="_x0000_s1026" style="position:absolute;margin-left:115.8pt;margin-top:22.8pt;width:82.5pt;height:8.25pt;z-index:251660288;visibility:visible;mso-wrap-style:square;mso-wrap-distance-left:9pt;mso-wrap-distance-top:0;mso-wrap-distance-right:9pt;mso-wrap-distance-bottom:0;mso-position-horizontal:absolute;mso-position-horizontal-relative:text;mso-position-vertical:absolute;mso-position-vertical-relative:text;v-text-anchor:middle" o:gfxdata="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" fillcolor="#4f81bd [3204]" strokecolor="#243f60 [1604]" strokeweight="2pt"/>
-            </w:pict>
-          </mc:Fallback>
-        </mc:AlternateContent>
-      </w:r>
-      <w:r>
-        <w:rPr>
-          <w:noProof/>
-        </w:rPr>
-        <mc:AlternateContent>
-          <mc:Choice Requires="wps">
-            <w:drawing>
-              <wp:anchor distT="0" distB="0" distL="114300" distR="114300" simplePos="0" relativeHeight="251659264" behindDoc="0" locked="0" layoutInCell="1" allowOverlap="1" wp14:anchorId="4A12F80A" wp14:editId="2BBB1B67">
-                <wp:simplePos x="0" y="0"/>
-                <wp:positionH relativeFrom="column">
-                  <wp:posOffset>41910</wp:posOffset>
-                </wp:positionH>
-                <wp:positionV relativeFrom="paragraph">
-                  <wp:posOffset>461010</wp:posOffset>
-                </wp:positionV>
-                <wp:extent cx="2743200" cy="314325"/>
-                <wp:effectExtent l="0" t="0" r="19050" b="28575"/>
-                <wp:wrapNone/>
-                <wp:docPr id="7" name="Ellipse 7"/>
-                <wp:cNvGraphicFramePr/>
-                <a:graphic xmlns:a="http://schemas.openxmlformats.org/drawingml/2006/main">
-                  <a:graphicData uri="http://schemas.microsoft.com/office/word/2010/wordprocessingShape">
-                    <wps:wsp>
-                      <wps:cNvSpPr/>
-                      <wps:spPr>
-                        <a:xfrm>
-                          <a:off x="0" y="0"/>
-                          <a:ext cx="2743200" cy="314325"/>
-                        </a:xfrm>
-                        <a:prstGeom prst="ellipse">
-                          <a:avLst/>
-                        </a:prstGeom>
-                        <a:noFill/>
-                        <a:ln>
-                          <a:solidFill>
-                            <a:srgbClr val="FF0000"/>
-                          </a:solidFill>
-                        </a:ln>
-                      </wps:spPr>
-                      <wps:style>
-                        <a:lnRef idx="2">
-                          <a:schemeClr val="accent1">
-                            <a:shade val="50000"/>
-                          </a:schemeClr>
-                        </a:lnRef>
-                        <a:fillRef idx="1">
-                          <a:schemeClr val="accent1"/>
-                        </a:fillRef>
-                        <a:effectRef idx="0">
-                          <a:schemeClr val="accent1"/>
-                        </a:effectRef>
-                        <a:fontRef idx="minor">
-                          <a:schemeClr val="lt1"/>
-                        </a:fontRef>
-                      </wps:style>
-                      <wps:bodyPr rot="0" spcFirstLastPara="0" vertOverflow="overflow" horzOverflow="overflow" vert="horz" wrap="square" lIns="91440" tIns="45720" rIns="91440" bIns="45720" numCol="1" spcCol="0" rtlCol="0" fromWordArt="0" anchor="ctr" anchorCtr="0" forceAA="0" compatLnSpc="1">
-                        <a:prstTxWarp prst="textNoShape">
-                          <a:avLst/>
-                        </a:prstTxWarp>
-                        <a:noAutofit/>
-                      </wps:bodyPr>
-                    </wps:wsp>
-                  </a:graphicData>
-                </a:graphic>
-              </wp:anchor>
-            </w:drawing>
-          </mc:Choice>
-          <mc:Fallback>
-            <w:pict>
-              <v:oval w14:anchorId="5CCC03D7" id="Ellipse 7" o:spid="_x0000_s1026" style="position:absolute;margin-left:3.3pt;margin-top:36.3pt;width:3in;height:24.75pt;z-index:251659264;visibility:visible;mso-wrap-style:square;mso-wrap-distance-left:9pt;mso-wrap-distance-top:0;mso-wrap-distance-right:9pt;mso-wrap-distance-bottom:0;mso-position-horizontal:absolute;mso-position-horizontal-relative:text;mso-position-vertical:absolute;mso-position-vertical-relative:text;v-text-anchor:middle" o:gfxdata="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" filled="f" strokecolor="red" strokeweight="2pt"/>
-            </w:pict>
-          </mc:Fallback>
-        </mc:AlternateContent>
-      </w:r>
-      <w:r>
-        <w:rPr>
-          <w:noProof/>
-        </w:rPr>
-        <w:drawing>
-          <wp:inline distT="0" distB="0" distL="0" distR="0" wp14:anchorId="47986D25" wp14:editId="0E92D7EC">
-            <wp:extent cx="6253480" cy="1913890"/>
-            <wp:effectExtent l="0" t="0" r="0" b="0"/>
-            <wp:docPr id="6" name="Image 6"/>
-            <wp:cNvGraphicFramePr>
-              <a:graphicFrameLocks xmlns:a="http://schemas.openxmlformats.org/drawingml/2006/main" noChangeAspect="1"/>
-            </wp:cNvGraphicFramePr>
-            <a:graphic xmlns:a="http://schemas.openxmlformats.org/drawingml/2006/main">
-              <a:graphicData uri="http://schemas.openxmlformats.org/drawingml/2006/picture">
-                <pic:pic xmlns:pic="http://schemas.openxmlformats.org/drawingml/2006/picture">
-                  <pic:nvPicPr>
-                    <pic:cNvPr id="6" name="Image 6"/>
-                    <pic:cNvPicPr/>
-                  </pic:nvPicPr>
-                  <pic:blipFill>
-                    <a:blip r:embed="rId12">
-                      <a:extLst>
-                        <a:ext uri="{28A0092B-C50C-407E-A947-70E740481C1C}">
-                          <a14:useLocalDpi xmlns:a14="http://schemas.microsoft.com/office/drawing/2010/main" val="0"/>
-                        </a:ext>
-                      </a:extLst>
-                    </a:blip>
-                    <a:stretch>
-                      <a:fillRect/>
-                    </a:stretch>
-                  </pic:blipFill>
-                  <pic:spPr>
-                    <a:xfrm>
-                      <a:off x="0" y="0"/>
-                      <a:ext cx="6253480" cy="1913890"/>
-                    </a:xfrm>
-                    <a:prstGeom prst="rect">
-                      <a:avLst/>
-                    </a:prstGeom>
-                  </pic:spPr>
-                </pic:pic>
-              </a:graphicData>
-            </a:graphic>
-          </wp:inline>
-        </w:drawing>
+        <w:t xml:space="preserve">Ce plugin est une aide à la </w:t>
+      </w:r>
+      <w:r>
+        <w:t xml:space="preserve">modification des attributs des tronçons de routes </w:t>
+      </w:r>
+      <w:r>
+        <w:t xml:space="preserve">de la BDTopo </w:t>
+      </w:r>
+      <w:r>
+        <w:t>en y intégrant des contrôles sémantiques pour tout changements.</w:t>
       </w:r>
     </w:p>
     <w:p/>
+    <w:p/>
     <w:p>
-      <w:r>
-        <w:t>Voir la résolution de ce problème à la fin de cette documentation dans la partie Annexes.</w:t>
-      </w:r>
-    </w:p>
-    <w:p>
       <w:pPr>
         <w:pStyle w:val="Titre1"/>
       </w:pPr>
-      <w:bookmarkStart w:id="3" w:name="_Toc224564571"/>
-      <w:r>
-        <w:t>Résumé</w:t>
+      <w:bookmarkStart w:id="3" w:name="_Toc227227675"/>
+      <w:r>
+        <w:t>Installation</w:t>
       </w:r>
       <w:bookmarkEnd w:id="3"/>
     </w:p>
     <w:p/>
     <w:p>
       <w:r>
-        <w:t xml:space="preserve">Ce plugin est une aide à la </w:t>
-      </w:r>
-      <w:r>
-        <w:t xml:space="preserve">modification des attributs des tronçons de routes </w:t>
-      </w:r>
-      <w:r>
-        <w:t xml:space="preserve">de la BDTopo </w:t>
-      </w:r>
-      <w:r>
-        <w:t>en y intégrant des contrôles sémantiques pour tout changements.</w:t>
-      </w:r>
-    </w:p>
-    <w:p/>
-    <w:p/>
-    <w:p>
-      <w:pPr>
-        <w:pStyle w:val="Titre1"/>
-      </w:pPr>
-      <w:bookmarkStart w:id="4" w:name="_Toc224564572"/>
-      <w:r>
-        <w:t>Installation</w:t>
-      </w:r>
-      <w:bookmarkEnd w:id="4"/>
-    </w:p>
-    <w:p/>
-    <w:p>
-      <w:r>
         <w:t>Le plugin s’installe en lançant l’exécutable d’installation et en cochant le plugin route.</w:t>
       </w:r>
     </w:p>
@@ -3059,12 +2789,12 @@
       <w:pPr>
         <w:pStyle w:val="Titre1"/>
       </w:pPr>
-      <w:bookmarkStart w:id="5" w:name="_Toc224564573"/>
+      <w:bookmarkStart w:id="4" w:name="_Toc227227676"/>
       <w:r>
         <w:lastRenderedPageBreak/>
         <w:t>Présentation</w:t>
       </w:r>
-      <w:bookmarkEnd w:id="5"/>
+      <w:bookmarkEnd w:id="4"/>
     </w:p>
     <w:p/>
     <w:p/>
@@ -3092,7 +2822,7 @@
                     <pic:cNvPicPr/>
                   </pic:nvPicPr>
                   <pic:blipFill>
-                    <a:blip r:embed="rId13"/>
+                    <a:blip r:embed="rId12"/>
                     <a:stretch>
                       <a:fillRect/>
                     </a:stretch>
@@ -3201,7 +2931,7 @@
                     <pic:cNvPicPr/>
                   </pic:nvPicPr>
                   <pic:blipFill>
-                    <a:blip r:embed="rId14">
+                    <a:blip r:embed="rId13">
                       <a:extLst>
                         <a:ext uri="{28A0092B-C50C-407E-A947-70E740481C1C}">
                           <a14:useLocalDpi xmlns:a14="http://schemas.microsoft.com/office/drawing/2010/main" val="0"/>
@@ -3256,7 +2986,7 @@
                     <pic:cNvPicPr/>
                   </pic:nvPicPr>
                   <pic:blipFill>
-                    <a:blip r:embed="rId15"/>
+                    <a:blip r:embed="rId14"/>
                     <a:stretch>
                       <a:fillRect/>
                     </a:stretch>
@@ -3305,7 +3035,7 @@
                     <pic:cNvPicPr/>
                   </pic:nvPicPr>
                   <pic:blipFill>
-                    <a:blip r:embed="rId16"/>
+                    <a:blip r:embed="rId15"/>
                     <a:stretch>
                       <a:fillRect/>
                     </a:stretch>
@@ -3354,7 +3084,7 @@
                     <pic:cNvPicPr/>
                   </pic:nvPicPr>
                   <pic:blipFill>
-                    <a:blip r:embed="rId17"/>
+                    <a:blip r:embed="rId16"/>
                     <a:stretch>
                       <a:fillRect/>
                     </a:stretch>
@@ -3524,7 +3254,7 @@
                     <pic:cNvPicPr/>
                   </pic:nvPicPr>
                   <pic:blipFill>
-                    <a:blip r:embed="rId18"/>
+                    <a:blip r:embed="rId17"/>
                     <a:stretch>
                       <a:fillRect/>
                     </a:stretch>
@@ -3699,7 +3429,7 @@
                     <pic:cNvPicPr/>
                   </pic:nvPicPr>
                   <pic:blipFill>
-                    <a:blip r:embed="rId19"/>
+                    <a:blip r:embed="rId18"/>
                     <a:stretch>
                       <a:fillRect/>
                     </a:stretch>
@@ -3727,23 +3457,23 @@
       <w:pPr>
         <w:pStyle w:val="Titre1"/>
       </w:pPr>
-      <w:bookmarkStart w:id="6" w:name="_Toc224564574"/>
+      <w:bookmarkStart w:id="5" w:name="_Toc227227677"/>
       <w:r>
         <w:lastRenderedPageBreak/>
         <w:t>Mode de sélection</w:t>
       </w:r>
-      <w:bookmarkEnd w:id="6"/>
+      <w:bookmarkEnd w:id="5"/>
     </w:p>
     <w:p/>
     <w:p>
       <w:pPr>
         <w:pStyle w:val="Titre2"/>
       </w:pPr>
-      <w:bookmarkStart w:id="7" w:name="_Toc224564575"/>
+      <w:bookmarkStart w:id="6" w:name="_Toc227227678"/>
       <w:r>
         <w:t>Sélection unique</w:t>
       </w:r>
-      <w:bookmarkEnd w:id="7"/>
+      <w:bookmarkEnd w:id="6"/>
     </w:p>
     <w:p/>
     <w:p>
@@ -3788,7 +3518,7 @@
                     <pic:cNvPicPr/>
                   </pic:nvPicPr>
                   <pic:blipFill>
-                    <a:blip r:embed="rId20"/>
+                    <a:blip r:embed="rId19"/>
                     <a:stretch>
                       <a:fillRect/>
                     </a:stretch>
@@ -3852,11 +3582,11 @@
       <w:pPr>
         <w:pStyle w:val="Titre2"/>
       </w:pPr>
-      <w:bookmarkStart w:id="8" w:name="_Toc224564576"/>
+      <w:bookmarkStart w:id="7" w:name="_Toc227227679"/>
       <w:r>
         <w:t>Sélection multiple</w:t>
       </w:r>
-      <w:bookmarkEnd w:id="8"/>
+      <w:bookmarkEnd w:id="7"/>
     </w:p>
     <w:p/>
     <w:p>
@@ -3944,7 +3674,7 @@
                     <pic:cNvPicPr/>
                   </pic:nvPicPr>
                   <pic:blipFill>
-                    <a:blip r:embed="rId17"/>
+                    <a:blip r:embed="rId16"/>
                     <a:stretch>
                       <a:fillRect/>
                     </a:stretch>
@@ -4094,7 +3824,7 @@
                     <pic:cNvPicPr/>
                   </pic:nvPicPr>
                   <pic:blipFill>
-                    <a:blip r:embed="rId21"/>
+                    <a:blip r:embed="rId20"/>
                     <a:stretch>
                       <a:fillRect/>
                     </a:stretch>
@@ -4150,24 +3880,24 @@
       <w:pPr>
         <w:pStyle w:val="Titre1"/>
       </w:pPr>
-      <w:bookmarkStart w:id="9" w:name="_Toc223425641"/>
-      <w:bookmarkStart w:id="10" w:name="_Toc223756086"/>
-      <w:bookmarkStart w:id="11" w:name="_Toc223425646"/>
-      <w:bookmarkStart w:id="12" w:name="_Toc223756091"/>
-      <w:bookmarkStart w:id="13" w:name="_Toc223425647"/>
-      <w:bookmarkStart w:id="14" w:name="_Toc223756092"/>
-      <w:bookmarkStart w:id="15" w:name="_Toc215049623"/>
-      <w:bookmarkStart w:id="16" w:name="_Toc224564577"/>
+      <w:bookmarkStart w:id="8" w:name="_Toc223425641"/>
+      <w:bookmarkStart w:id="9" w:name="_Toc223756086"/>
+      <w:bookmarkStart w:id="10" w:name="_Toc223425646"/>
+      <w:bookmarkStart w:id="11" w:name="_Toc223756091"/>
+      <w:bookmarkStart w:id="12" w:name="_Toc223425647"/>
+      <w:bookmarkStart w:id="13" w:name="_Toc223756092"/>
+      <w:bookmarkStart w:id="14" w:name="_Toc215049623"/>
+      <w:bookmarkStart w:id="15" w:name="_Toc227227680"/>
+      <w:bookmarkEnd w:id="8"/>
       <w:bookmarkEnd w:id="9"/>
       <w:bookmarkEnd w:id="10"/>
       <w:bookmarkEnd w:id="11"/>
       <w:bookmarkEnd w:id="12"/>
       <w:bookmarkEnd w:id="13"/>
-      <w:bookmarkEnd w:id="14"/>
       <w:r>
         <w:t>Modification</w:t>
       </w:r>
-      <w:bookmarkEnd w:id="16"/>
+      <w:bookmarkEnd w:id="15"/>
     </w:p>
     <w:p>
       <w:pPr>
@@ -4210,7 +3940,7 @@
                     <pic:cNvPicPr/>
                   </pic:nvPicPr>
                   <pic:blipFill>
-                    <a:blip r:embed="rId22"/>
+                    <a:blip r:embed="rId21"/>
                     <a:stretch>
                       <a:fillRect/>
                     </a:stretch>
@@ -4332,7 +4062,7 @@
                                           <pic:cNvPicPr/>
                                         </pic:nvPicPr>
                                         <pic:blipFill>
-                                          <a:blip r:embed="rId23"/>
+                                          <a:blip r:embed="rId22"/>
                                           <a:stretch>
                                             <a:fillRect/>
                                           </a:stretch>
@@ -4429,7 +4159,7 @@
                                     <pic:cNvPicPr/>
                                   </pic:nvPicPr>
                                   <pic:blipFill>
-                                    <a:blip r:embed="rId23"/>
+                                    <a:blip r:embed="rId22"/>
                                     <a:stretch>
                                       <a:fillRect/>
                                     </a:stretch>
@@ -4522,7 +4252,7 @@
                     <pic:cNvPicPr/>
                   </pic:nvPicPr>
                   <pic:blipFill>
-                    <a:blip r:embed="rId24"/>
+                    <a:blip r:embed="rId23"/>
                     <a:stretch>
                       <a:fillRect/>
                     </a:stretch>
@@ -4569,7 +4299,7 @@
                     <pic:cNvPicPr/>
                   </pic:nvPicPr>
                   <pic:blipFill>
-                    <a:blip r:embed="rId25"/>
+                    <a:blip r:embed="rId24"/>
                     <a:stretch>
                       <a:fillRect/>
                     </a:stretch>
@@ -4623,13 +4353,13 @@
       <w:pPr>
         <w:pStyle w:val="Titre1"/>
       </w:pPr>
-      <w:bookmarkStart w:id="17" w:name="_Toc224564578"/>
+      <w:bookmarkStart w:id="16" w:name="_Toc227227681"/>
       <w:r>
         <w:t>Extra</w:t>
       </w:r>
-      <w:bookmarkEnd w:id="17"/>
+      <w:bookmarkEnd w:id="16"/>
     </w:p>
-    <w:bookmarkEnd w:id="15"/>
+    <w:bookmarkEnd w:id="14"/>
     <w:p>
       <w:pPr>
         <w:spacing w:line="276" w:lineRule="auto"/>
@@ -4640,13 +4370,13 @@
         <w:pStyle w:val="Titre2"/>
         <w:ind w:firstLine="576"/>
       </w:pPr>
-      <w:bookmarkStart w:id="18" w:name="_Toc182399295"/>
-      <w:bookmarkStart w:id="19" w:name="_Toc224564579"/>
+      <w:bookmarkStart w:id="17" w:name="_Toc182399295"/>
+      <w:bookmarkStart w:id="18" w:name="_Toc227227682"/>
       <w:r>
         <w:t>A propos</w:t>
       </w:r>
+      <w:bookmarkEnd w:id="17"/>
       <w:bookmarkEnd w:id="18"/>
-      <w:bookmarkEnd w:id="19"/>
     </w:p>
     <w:p>
       <w:pPr>
@@ -4680,7 +4410,7 @@
                     <pic:cNvPicPr/>
                   </pic:nvPicPr>
                   <pic:blipFill>
-                    <a:blip r:embed="rId26">
+                    <a:blip r:embed="rId25">
                       <a:extLst>
                         <a:ext uri="{28A0092B-C50C-407E-A947-70E740481C1C}">
                           <a14:useLocalDpi xmlns:a14="http://schemas.microsoft.com/office/drawing/2010/main" val="0"/>
@@ -4739,14 +4469,11 @@
         <w:ind w:left="708" w:firstLine="708"/>
       </w:pPr>
       <w:r>
-        <w:rPr>
-          <w:noProof/>
-        </w:rPr>
         <w:drawing>
-          <wp:inline distT="0" distB="0" distL="0" distR="0" wp14:anchorId="7658C77C" wp14:editId="367767FA">
-            <wp:extent cx="1709738" cy="2494823"/>
-            <wp:effectExtent l="0" t="0" r="5080" b="1270"/>
-            <wp:docPr id="27" name="Image 27"/>
+          <wp:inline distT="0" distB="0" distL="0" distR="0" wp14:anchorId="013C0F79" wp14:editId="7DDAD887">
+            <wp:extent cx="2152650" cy="3141112"/>
+            <wp:effectExtent l="0" t="0" r="0" b="2540"/>
+            <wp:docPr id="2080714143" name="Image 1"/>
             <wp:cNvGraphicFramePr>
               <a:graphicFrameLocks xmlns:a="http://schemas.openxmlformats.org/drawingml/2006/main" noChangeAspect="1"/>
             </wp:cNvGraphicFramePr>
@@ -4754,11 +4481,11 @@
               <a:graphicData uri="http://schemas.openxmlformats.org/drawingml/2006/picture">
                 <pic:pic xmlns:pic="http://schemas.openxmlformats.org/drawingml/2006/picture">
                   <pic:nvPicPr>
-                    <pic:cNvPr id="1" name=""/>
+                    <pic:cNvPr id="2080714143" name=""/>
                     <pic:cNvPicPr/>
                   </pic:nvPicPr>
                   <pic:blipFill>
-                    <a:blip r:embed="rId27"/>
+                    <a:blip r:embed="rId26"/>
                     <a:stretch>
                       <a:fillRect/>
                     </a:stretch>
@@ -4766,7 +4493,7 @@
                   <pic:spPr>
                     <a:xfrm>
                       <a:off x="0" y="0"/>
-                      <a:ext cx="1718290" cy="2507302"/>
+                      <a:ext cx="2155817" cy="3145734"/>
                     </a:xfrm>
                     <a:prstGeom prst="rect">
                       <a:avLst/>
@@ -4779,226 +4506,12 @@
         </w:drawing>
       </w:r>
     </w:p>
-    <w:p>
-      <w:pPr>
-        <w:ind w:firstLine="576"/>
-      </w:pPr>
-    </w:p>
-    <w:p>
-      <w:pPr>
-        <w:ind w:firstLine="576"/>
-      </w:pPr>
-    </w:p>
-    <w:p>
-      <w:pPr>
-        <w:ind w:firstLine="576"/>
-      </w:pPr>
-    </w:p>
     <w:p/>
     <w:p/>
     <w:p/>
-    <w:p/>
-    <w:p/>
-    <w:p/>
-    <w:p/>
-    <w:p/>
-    <w:p/>
-    <w:p/>
-    <w:p/>
-    <w:p/>
-    <w:p/>
-    <w:p>
-      <w:pPr>
-        <w:pStyle w:val="Titre1"/>
-      </w:pPr>
-      <w:bookmarkStart w:id="20" w:name="_Toc224564580"/>
-      <w:r>
-        <w:t>Annexes</w:t>
-      </w:r>
-      <w:bookmarkEnd w:id="20"/>
-    </w:p>
-    <w:p/>
-    <w:p>
-      <w:pPr>
-        <w:pStyle w:val="Titre2"/>
-      </w:pPr>
-      <w:bookmarkStart w:id="21" w:name="_Toc224564581"/>
-      <w:r>
-        <w:t xml:space="preserve">Installation du package </w:t>
-      </w:r>
-      <w:proofErr w:type="spellStart"/>
-      <w:r>
-        <w:t>openyxl</w:t>
-      </w:r>
-      <w:bookmarkEnd w:id="21"/>
-      <w:proofErr w:type="spellEnd"/>
-    </w:p>
-    <w:p/>
-    <w:p>
-      <w:bookmarkStart w:id="22" w:name="_Hlk183424311"/>
-      <w:r>
-        <w:t>Ouvrir l’invite de commande, se placer dans le répertoire « bin » de l’installation de QGIS :</w:t>
-      </w:r>
-    </w:p>
-    <w:p>
-      <w:r>
-        <w:t xml:space="preserve">Exemple : </w:t>
-      </w:r>
-    </w:p>
-    <w:bookmarkEnd w:id="22"/>
-    <w:p>
-      <w:pPr>
-        <w:jc w:val="center"/>
-      </w:pPr>
-    </w:p>
-    <w:p>
-      <w:r>
-        <w:rPr>
-          <w:noProof/>
-        </w:rPr>
-        <w:drawing>
-          <wp:inline distT="0" distB="0" distL="0" distR="0" wp14:anchorId="464A2EEC" wp14:editId="26F6E2EF">
-            <wp:extent cx="5268060" cy="1581371"/>
-            <wp:effectExtent l="0" t="0" r="0" b="0"/>
-            <wp:docPr id="9" name="Image 9"/>
-            <wp:cNvGraphicFramePr>
-              <a:graphicFrameLocks xmlns:a="http://schemas.openxmlformats.org/drawingml/2006/main" noChangeAspect="1"/>
-            </wp:cNvGraphicFramePr>
-            <a:graphic xmlns:a="http://schemas.openxmlformats.org/drawingml/2006/main">
-              <a:graphicData uri="http://schemas.openxmlformats.org/drawingml/2006/picture">
-                <pic:pic xmlns:pic="http://schemas.openxmlformats.org/drawingml/2006/picture">
-                  <pic:nvPicPr>
-                    <pic:cNvPr id="9" name="Image 9"/>
-                    <pic:cNvPicPr/>
-                  </pic:nvPicPr>
-                  <pic:blipFill>
-                    <a:blip r:embed="rId28">
-                      <a:extLst>
-                        <a:ext uri="{28A0092B-C50C-407E-A947-70E740481C1C}">
-                          <a14:useLocalDpi xmlns:a14="http://schemas.microsoft.com/office/drawing/2010/main" val="0"/>
-                        </a:ext>
-                      </a:extLst>
-                    </a:blip>
-                    <a:stretch>
-                      <a:fillRect/>
-                    </a:stretch>
-                  </pic:blipFill>
-                  <pic:spPr>
-                    <a:xfrm>
-                      <a:off x="0" y="0"/>
-                      <a:ext cx="5268060" cy="1581371"/>
-                    </a:xfrm>
-                    <a:prstGeom prst="rect">
-                      <a:avLst/>
-                    </a:prstGeom>
-                  </pic:spPr>
-                </pic:pic>
-              </a:graphicData>
-            </a:graphic>
-          </wp:inline>
-        </w:drawing>
-      </w:r>
-    </w:p>
-    <w:p/>
-    <w:p>
-      <w:bookmarkStart w:id="23" w:name="_Hlk183424337"/>
-      <w:r>
-        <w:t xml:space="preserve">Puis taper la commande : </w:t>
-      </w:r>
-      <w:r>
-        <w:t>python-qgis-ltr.bat</w:t>
-      </w:r>
-      <w:r>
-        <w:t xml:space="preserve"> -m </w:t>
-      </w:r>
-      <w:proofErr w:type="spellStart"/>
-      <w:r>
-        <w:t>pip</w:t>
-      </w:r>
-      <w:proofErr w:type="spellEnd"/>
-      <w:r>
-        <w:t xml:space="preserve"> </w:t>
-      </w:r>
-      <w:proofErr w:type="spellStart"/>
-      <w:r>
-        <w:t>install</w:t>
-      </w:r>
-      <w:proofErr w:type="spellEnd"/>
-      <w:r>
-        <w:t xml:space="preserve"> </w:t>
-      </w:r>
-      <w:proofErr w:type="spellStart"/>
-      <w:r>
-        <w:t>openpyxl</w:t>
-      </w:r>
-      <w:proofErr w:type="spellEnd"/>
-    </w:p>
-    <w:bookmarkEnd w:id="23"/>
-    <w:p/>
-    <w:p>
-      <w:pPr>
-        <w:jc w:val="center"/>
-      </w:pPr>
-      <w:r>
-        <w:rPr>
-          <w:noProof/>
-        </w:rPr>
-        <w:drawing>
-          <wp:inline distT="0" distB="0" distL="0" distR="0" wp14:anchorId="686CC470" wp14:editId="2FB8DFD2">
-            <wp:extent cx="6253480" cy="1409065"/>
-            <wp:effectExtent l="0" t="0" r="0" b="635"/>
-            <wp:docPr id="15" name="Image 15"/>
-            <wp:cNvGraphicFramePr>
-              <a:graphicFrameLocks xmlns:a="http://schemas.openxmlformats.org/drawingml/2006/main" noChangeAspect="1"/>
-            </wp:cNvGraphicFramePr>
-            <a:graphic xmlns:a="http://schemas.openxmlformats.org/drawingml/2006/main">
-              <a:graphicData uri="http://schemas.openxmlformats.org/drawingml/2006/picture">
-                <pic:pic xmlns:pic="http://schemas.openxmlformats.org/drawingml/2006/picture">
-                  <pic:nvPicPr>
-                    <pic:cNvPr id="15" name="Image 15"/>
-                    <pic:cNvPicPr/>
-                  </pic:nvPicPr>
-                  <pic:blipFill>
-                    <a:blip r:embed="rId29">
-                      <a:extLst>
-                        <a:ext uri="{28A0092B-C50C-407E-A947-70E740481C1C}">
-                          <a14:useLocalDpi xmlns:a14="http://schemas.microsoft.com/office/drawing/2010/main" val="0"/>
-                        </a:ext>
-                      </a:extLst>
-                    </a:blip>
-                    <a:stretch>
-                      <a:fillRect/>
-                    </a:stretch>
-                  </pic:blipFill>
-                  <pic:spPr>
-                    <a:xfrm>
-                      <a:off x="0" y="0"/>
-                      <a:ext cx="6253480" cy="1409065"/>
-                    </a:xfrm>
-                    <a:prstGeom prst="rect">
-                      <a:avLst/>
-                    </a:prstGeom>
-                  </pic:spPr>
-                </pic:pic>
-              </a:graphicData>
-            </a:graphic>
-          </wp:inline>
-        </w:drawing>
-      </w:r>
-    </w:p>
-    <w:p/>
-    <w:p>
-      <w:bookmarkStart w:id="24" w:name="_Hlk183424357"/>
-      <w:r>
-        <w:t>Le package s’installe, vous n’avez plus qu’à relancer QGIS.</w:t>
-      </w:r>
-    </w:p>
-    <w:bookmarkEnd w:id="24"/>
-    <w:p/>
-    <w:p/>
     <w:sectPr>
-      <w:footerReference w:type="default" r:id="rId30"/>
-      <w:footerReference w:type="first" r:id="rId31"/>
+      <w:footerReference w:type="default" r:id="rId27"/>
+      <w:footerReference w:type="first" r:id="rId28"/>
       <w:pgSz w:w="11906" w:h="16838" w:code="9"/>
       <w:pgMar w:top="851" w:right="924" w:bottom="1616" w:left="1134" w:header="709" w:footer="607" w:gutter="0"/>
       <w:cols w:space="708"/>
@@ -8079,11 +7592,13 @@
     <w:rsidRoot w:val="00CA38A7"/>
     <w:rsid w:val="00065F3B"/>
     <w:rsid w:val="000D4DEE"/>
+    <w:rsid w:val="000E4454"/>
     <w:rsid w:val="00103B80"/>
     <w:rsid w:val="00162DC9"/>
     <w:rsid w:val="00297774"/>
     <w:rsid w:val="003259A4"/>
     <w:rsid w:val="00471113"/>
+    <w:rsid w:val="00501022"/>
     <w:rsid w:val="0054019A"/>
     <w:rsid w:val="00596E3A"/>
     <w:rsid w:val="00620954"/>
@@ -8894,10 +8409,6 @@
 </file>
 
 <file path=customXml/item1.xml><?xml version="1.0" encoding="utf-8"?>
-<b:Sources xmlns:b="http://schemas.openxmlformats.org/officeDocument/2006/bibliography" xmlns="http://schemas.openxmlformats.org/officeDocument/2006/bibliography" SelectedStyle="\APA.XSL" StyleName="APA"/>
-</file>
-
-<file path=customXml/item2.xml><?xml version="1.0" encoding="utf-8"?>
 <ct:contentTypeSchema xmlns:ct="http://schemas.microsoft.com/office/2006/metadata/contentType" xmlns:ma="http://schemas.microsoft.com/office/2006/metadata/properties/metaAttributes" ct:_="" ma:_="" ma:contentTypeName="Document" ma:contentTypeID="0x010100A3FA4CB5114F4B43B99F0B6DC8751D90" ma:contentTypeVersion="10" ma:contentTypeDescription="Crée un document." ma:contentTypeScope="" ma:versionID="501205be520febb413c56432ff8e6df1">
   <xsd:schema xmlns:xsd="http://www.w3.org/2001/XMLSchema" xmlns:xs="http://www.w3.org/2001/XMLSchema" xmlns:p="http://schemas.microsoft.com/office/2006/metadata/properties" xmlns:ns2="b295003c-aa87-407e-9024-fdee4e88f6fa" targetNamespace="http://schemas.microsoft.com/office/2006/metadata/properties" ma:root="true" ma:fieldsID="0378f5bf275aa5e8e5bb75b38d3da7db" ns2:_="">
     <xsd:import namespace="b295003c-aa87-407e-9024-fdee4e88f6fa"/>
@@ -9075,16 +8586,11 @@
 </ct:contentTypeSchema>
 </file>
 
-<file path=customXml/item3.xml><?xml version="1.0" encoding="utf-8"?>
-<?mso-contentType ?>
-<FormTemplates xmlns="http://schemas.microsoft.com/sharepoint/v3/contenttype/forms">
-  <Display>DocumentLibraryForm</Display>
-  <Edit>DocumentLibraryForm</Edit>
-  <New>DocumentLibraryForm</New>
-</FormTemplates>
+<file path=customXml/item2.xml><?xml version="1.0" encoding="utf-8"?>
+<b:Sources xmlns:b="http://schemas.openxmlformats.org/officeDocument/2006/bibliography" xmlns="http://schemas.openxmlformats.org/officeDocument/2006/bibliography" SelectedStyle="\APA.XSL" StyleName="APA"/>
 </file>
 
-<file path=customXml/item4.xml><?xml version="1.0" encoding="utf-8"?>
+<file path=customXml/item3.xml><?xml version="1.0" encoding="utf-8"?>
 <p:properties xmlns:p="http://schemas.microsoft.com/office/2006/metadata/properties" xmlns:xsi="http://www.w3.org/2001/XMLSchema-instance" xmlns:pc="http://schemas.microsoft.com/office/infopath/2007/PartnerControls">
   <documentManagement>
     <lcf76f155ced4ddcb4097134ff3c332f xmlns="b295003c-aa87-407e-9024-fdee4e88f6fa">
@@ -9094,15 +8600,16 @@
 </p:properties>
 </file>
 
-<file path=customXml/itemProps1.xml><?xml version="1.0" encoding="utf-8"?>
-<ds:datastoreItem xmlns:ds="http://schemas.openxmlformats.org/officeDocument/2006/customXml" ds:itemID="{0FF0F878-5F0F-460C-9013-40E72731A637}">
-  <ds:schemaRefs>
-    <ds:schemaRef ds:uri="http://schemas.openxmlformats.org/officeDocument/2006/bibliography"/>
-  </ds:schemaRefs>
-</ds:datastoreItem>
+<file path=customXml/item4.xml><?xml version="1.0" encoding="utf-8"?>
+<?mso-contentType ?>
+<FormTemplates xmlns="http://schemas.microsoft.com/sharepoint/v3/contenttype/forms">
+  <Display>DocumentLibraryForm</Display>
+  <Edit>DocumentLibraryForm</Edit>
+  <New>DocumentLibraryForm</New>
+</FormTemplates>
 </file>
 
-<file path=customXml/itemProps2.xml><?xml version="1.0" encoding="utf-8"?>
+<file path=customXml/itemProps1.xml><?xml version="1.0" encoding="utf-8"?>
 <ds:datastoreItem xmlns:ds="http://schemas.openxmlformats.org/officeDocument/2006/customXml" ds:itemID="{0B65258C-9CEC-414A-989C-54F659AC270E}">
   <ds:schemaRefs>
     <ds:schemaRef ds:uri="http://schemas.microsoft.com/office/2006/metadata/contentType"/>
@@ -9120,15 +8627,15 @@
 </ds:datastoreItem>
 </file>
 
-<file path=customXml/itemProps3.xml><?xml version="1.0" encoding="utf-8"?>
-<ds:datastoreItem xmlns:ds="http://schemas.openxmlformats.org/officeDocument/2006/customXml" ds:itemID="{EEE2973D-7DD7-4773-855D-5CAD81242BDE}">
+<file path=customXml/itemProps2.xml><?xml version="1.0" encoding="utf-8"?>
+<ds:datastoreItem xmlns:ds="http://schemas.openxmlformats.org/officeDocument/2006/customXml" ds:itemID="{0FF0F878-5F0F-460C-9013-40E72731A637}">
   <ds:schemaRefs>
-    <ds:schemaRef ds:uri="http://schemas.microsoft.com/sharepoint/v3/contenttype/forms"/>
+    <ds:schemaRef ds:uri="http://schemas.openxmlformats.org/officeDocument/2006/bibliography"/>
   </ds:schemaRefs>
 </ds:datastoreItem>
 </file>
 
-<file path=customXml/itemProps4.xml><?xml version="1.0" encoding="utf-8"?>
+<file path=customXml/itemProps3.xml><?xml version="1.0" encoding="utf-8"?>
 <ds:datastoreItem xmlns:ds="http://schemas.openxmlformats.org/officeDocument/2006/customXml" ds:itemID="{1159403A-C237-488E-8C5E-DABF9FCE7043}">
   <ds:schemaRefs>
     <ds:schemaRef ds:uri="http://schemas.microsoft.com/office/2006/metadata/properties"/>
@@ -9136,4 +8643,12 @@
     <ds:schemaRef ds:uri="b295003c-aa87-407e-9024-fdee4e88f6fa"/>
   </ds:schemaRefs>
 </ds:datastoreItem>
+</file>
+
+<file path=customXml/itemProps4.xml><?xml version="1.0" encoding="utf-8"?>
+<ds:datastoreItem xmlns:ds="http://schemas.openxmlformats.org/officeDocument/2006/customXml" ds:itemID="{EEE2973D-7DD7-4773-855D-5CAD81242BDE}">
+  <ds:schemaRefs>
+    <ds:schemaRef ds:uri="http://schemas.microsoft.com/sharepoint/v3/contenttype/forms"/>
+  </ds:schemaRefs>
+</ds:datastoreItem>
 </file>